--- a/assets/110125043.docx
+++ b/assets/110125043.docx
@@ -240,7 +240,7 @@
     </w:p>
     <w:tbl>
       <w:tblPr>
-        <w:tblStyle w:val="17"/>
+        <w:tblStyle w:val="18"/>
         <w:tblW w:w="5000" w:type="pct"/>
         <w:tblInd w:w="0" w:type="dxa"/>
         <w:tblBorders>
@@ -701,7 +701,7 @@
     </w:p>
     <w:tbl>
       <w:tblPr>
-        <w:tblStyle w:val="17"/>
+        <w:tblStyle w:val="18"/>
         <w:tblW w:w="5000" w:type="pct"/>
         <w:tblInd w:w="0" w:type="dxa"/>
         <w:tblBorders>
@@ -944,7 +944,7 @@
     </w:p>
     <w:p>
       <w:pPr>
-        <w:pStyle w:val="34"/>
+        <w:pStyle w:val="35"/>
       </w:pPr>
       <w:r>
         <w:t>Lời cảm ơn</w:t>
@@ -952,7 +952,7 @@
     </w:p>
     <w:p>
       <w:pPr>
-        <w:pStyle w:val="35"/>
+        <w:pStyle w:val="36"/>
       </w:pPr>
       <w:r>
         <w:t>Viết lời cảm ơn ….</w:t>
@@ -960,22 +960,22 @@
     </w:p>
     <w:p>
       <w:pPr>
-        <w:pStyle w:val="35"/>
-      </w:pPr>
-    </w:p>
-    <w:p>
-      <w:pPr>
-        <w:pStyle w:val="35"/>
-      </w:pPr>
-    </w:p>
-    <w:p>
-      <w:pPr>
-        <w:pStyle w:val="35"/>
-      </w:pPr>
-    </w:p>
-    <w:p>
-      <w:pPr>
-        <w:pStyle w:val="35"/>
+        <w:pStyle w:val="36"/>
+      </w:pPr>
+    </w:p>
+    <w:p>
+      <w:pPr>
+        <w:pStyle w:val="36"/>
+      </w:pPr>
+    </w:p>
+    <w:p>
+      <w:pPr>
+        <w:pStyle w:val="36"/>
+      </w:pPr>
+    </w:p>
+    <w:p>
+      <w:pPr>
+        <w:pStyle w:val="36"/>
         <w:ind w:left="5103"/>
         <w:jc w:val="center"/>
         <w:rPr>
@@ -991,7 +991,7 @@
     </w:p>
     <w:p>
       <w:pPr>
-        <w:pStyle w:val="35"/>
+        <w:pStyle w:val="36"/>
         <w:ind w:left="5103"/>
         <w:jc w:val="center"/>
       </w:pPr>
@@ -1002,19 +1002,17 @@
         </w:rPr>
         <w:t>Phan Thúy Duy</w:t>
       </w:r>
-      <w:bookmarkStart w:id="35" w:name="_GoBack"/>
-      <w:bookmarkEnd w:id="35"/>
-    </w:p>
-    <w:p>
-      <w:pPr>
-        <w:pStyle w:val="35"/>
+    </w:p>
+    <w:p>
+      <w:pPr>
+        <w:pStyle w:val="36"/>
         <w:ind w:left="5103"/>
         <w:jc w:val="center"/>
       </w:pPr>
     </w:p>
     <w:p>
       <w:pPr>
-        <w:pStyle w:val="35"/>
+        <w:pStyle w:val="36"/>
         <w:ind w:left="5103"/>
         <w:jc w:val="center"/>
       </w:pPr>
@@ -1024,67 +1022,10 @@
     </w:p>
     <w:p>
       <w:pPr>
-        <w:pStyle w:val="34"/>
+        <w:pStyle w:val="35"/>
       </w:pPr>
       <w:r>
         <w:t>Mục lục</w:t>
-      </w:r>
-    </w:p>
-    <w:p>
-      <w:pPr>
-        <w:pStyle w:val="18"/>
-        <w:tabs>
-          <w:tab w:val="right" w:leader="dot" w:pos="8778"/>
-        </w:tabs>
-        <w:rPr>
-          <w:rFonts w:asciiTheme="minorHAnsi" w:hAnsiTheme="minorHAnsi" w:eastAsiaTheme="minorEastAsia"/>
-          <w:sz w:val="22"/>
-        </w:rPr>
-      </w:pPr>
-      <w:r>
-        <w:fldChar w:fldCharType="begin"/>
-      </w:r>
-      <w:r>
-        <w:instrText xml:space="preserve"> TOC \o "1-4" \h \z \u </w:instrText>
-      </w:r>
-      <w:r>
-        <w:fldChar w:fldCharType="separate"/>
-      </w:r>
-      <w:r>
-        <w:fldChar w:fldCharType="begin"/>
-      </w:r>
-      <w:r>
-        <w:instrText xml:space="preserve"> HYPERLINK \l "_Toc230160097" </w:instrText>
-      </w:r>
-      <w:r>
-        <w:fldChar w:fldCharType="separate"/>
-      </w:r>
-      <w:r>
-        <w:rPr>
-          <w:rStyle w:val="16"/>
-        </w:rPr>
-        <w:t>CHƯƠNG 1. Tổng quan nghiên cứu</w:t>
-      </w:r>
-      <w:r>
-        <w:tab/>
-      </w:r>
-      <w:r>
-        <w:fldChar w:fldCharType="begin"/>
-      </w:r>
-      <w:r>
-        <w:instrText xml:space="preserve"> PAGEREF _Toc230160097 \h </w:instrText>
-      </w:r>
-      <w:r>
-        <w:fldChar w:fldCharType="separate"/>
-      </w:r>
-      <w:r>
-        <w:t>1</w:t>
-      </w:r>
-      <w:r>
-        <w:fldChar w:fldCharType="end"/>
-      </w:r>
-      <w:r>
-        <w:fldChar w:fldCharType="end"/>
       </w:r>
     </w:p>
     <w:p>
@@ -1102,6 +1043,63 @@
         <w:fldChar w:fldCharType="begin"/>
       </w:r>
       <w:r>
+        <w:instrText xml:space="preserve"> TOC \o "1-4" \h \z \u </w:instrText>
+      </w:r>
+      <w:r>
+        <w:fldChar w:fldCharType="separate"/>
+      </w:r>
+      <w:r>
+        <w:fldChar w:fldCharType="begin"/>
+      </w:r>
+      <w:r>
+        <w:instrText xml:space="preserve"> HYPERLINK \l "_Toc230160097" </w:instrText>
+      </w:r>
+      <w:r>
+        <w:fldChar w:fldCharType="separate"/>
+      </w:r>
+      <w:r>
+        <w:rPr>
+          <w:rStyle w:val="16"/>
+        </w:rPr>
+        <w:t>CHƯƠNG 1. Tổng quan nghiên cứu</w:t>
+      </w:r>
+      <w:r>
+        <w:tab/>
+      </w:r>
+      <w:r>
+        <w:fldChar w:fldCharType="begin"/>
+      </w:r>
+      <w:r>
+        <w:instrText xml:space="preserve"> PAGEREF _Toc230160097 \h </w:instrText>
+      </w:r>
+      <w:r>
+        <w:fldChar w:fldCharType="separate"/>
+      </w:r>
+      <w:r>
+        <w:t>1</w:t>
+      </w:r>
+      <w:r>
+        <w:fldChar w:fldCharType="end"/>
+      </w:r>
+      <w:r>
+        <w:fldChar w:fldCharType="end"/>
+      </w:r>
+    </w:p>
+    <w:p>
+      <w:pPr>
+        <w:pStyle w:val="20"/>
+        <w:tabs>
+          <w:tab w:val="right" w:leader="dot" w:pos="8778"/>
+        </w:tabs>
+        <w:rPr>
+          <w:rFonts w:asciiTheme="minorHAnsi" w:hAnsiTheme="minorHAnsi" w:eastAsiaTheme="minorEastAsia"/>
+          <w:sz w:val="22"/>
+        </w:rPr>
+      </w:pPr>
+      <w:r>
+        <w:fldChar w:fldCharType="begin"/>
+      </w:r>
+      <w:r>
         <w:instrText xml:space="preserve"> HYPERLINK \l "_Toc230160098" </w:instrText>
       </w:r>
       <w:r>
@@ -1121,6 +1119,150 @@
       </w:r>
       <w:r>
         <w:instrText xml:space="preserve"> PAGEREF _Toc230160098 \h </w:instrText>
+      </w:r>
+      <w:r>
+        <w:fldChar w:fldCharType="separate"/>
+      </w:r>
+      <w:r>
+        <w:t>1</w:t>
+      </w:r>
+      <w:r>
+        <w:fldChar w:fldCharType="end"/>
+      </w:r>
+      <w:r>
+        <w:fldChar w:fldCharType="end"/>
+      </w:r>
+    </w:p>
+    <w:p>
+      <w:pPr>
+        <w:pStyle w:val="20"/>
+        <w:tabs>
+          <w:tab w:val="right" w:leader="dot" w:pos="8778"/>
+        </w:tabs>
+        <w:rPr>
+          <w:rFonts w:asciiTheme="minorHAnsi" w:hAnsiTheme="minorHAnsi" w:eastAsiaTheme="minorEastAsia"/>
+          <w:sz w:val="22"/>
+        </w:rPr>
+      </w:pPr>
+      <w:r>
+        <w:fldChar w:fldCharType="begin"/>
+      </w:r>
+      <w:r>
+        <w:instrText xml:space="preserve"> HYPERLINK \l "_Toc230160099" </w:instrText>
+      </w:r>
+      <w:r>
+        <w:fldChar w:fldCharType="separate"/>
+      </w:r>
+      <w:r>
+        <w:rPr>
+          <w:rStyle w:val="16"/>
+        </w:rPr>
+        <w:t>1.2 Mục tiêu nghiên cứu</w:t>
+      </w:r>
+      <w:r>
+        <w:tab/>
+      </w:r>
+      <w:r>
+        <w:fldChar w:fldCharType="begin"/>
+      </w:r>
+      <w:r>
+        <w:instrText xml:space="preserve"> PAGEREF _Toc230160099 \h </w:instrText>
+      </w:r>
+      <w:r>
+        <w:fldChar w:fldCharType="separate"/>
+      </w:r>
+      <w:r>
+        <w:t>1</w:t>
+      </w:r>
+      <w:r>
+        <w:fldChar w:fldCharType="end"/>
+      </w:r>
+      <w:r>
+        <w:fldChar w:fldCharType="end"/>
+      </w:r>
+    </w:p>
+    <w:p>
+      <w:pPr>
+        <w:pStyle w:val="20"/>
+        <w:tabs>
+          <w:tab w:val="right" w:leader="dot" w:pos="8778"/>
+        </w:tabs>
+        <w:rPr>
+          <w:rFonts w:asciiTheme="minorHAnsi" w:hAnsiTheme="minorHAnsi" w:eastAsiaTheme="minorEastAsia"/>
+          <w:sz w:val="22"/>
+        </w:rPr>
+      </w:pPr>
+      <w:r>
+        <w:fldChar w:fldCharType="begin"/>
+      </w:r>
+      <w:r>
+        <w:instrText xml:space="preserve"> HYPERLINK \l "_Toc230160100" </w:instrText>
+      </w:r>
+      <w:r>
+        <w:fldChar w:fldCharType="separate"/>
+      </w:r>
+      <w:r>
+        <w:rPr>
+          <w:rStyle w:val="16"/>
+        </w:rPr>
+        <w:t>1.3 Phương pháp nghiên cứu</w:t>
+      </w:r>
+      <w:r>
+        <w:tab/>
+      </w:r>
+      <w:r>
+        <w:fldChar w:fldCharType="begin"/>
+      </w:r>
+      <w:r>
+        <w:instrText xml:space="preserve"> PAGEREF _Toc230160100 \h </w:instrText>
+      </w:r>
+      <w:r>
+        <w:fldChar w:fldCharType="separate"/>
+      </w:r>
+      <w:r>
+        <w:t>1</w:t>
+      </w:r>
+      <w:r>
+        <w:fldChar w:fldCharType="end"/>
+      </w:r>
+      <w:r>
+        <w:fldChar w:fldCharType="end"/>
+      </w:r>
+    </w:p>
+    <w:p>
+      <w:pPr>
+        <w:pStyle w:val="20"/>
+        <w:tabs>
+          <w:tab w:val="right" w:leader="dot" w:pos="8778"/>
+        </w:tabs>
+        <w:rPr>
+          <w:rFonts w:asciiTheme="minorHAnsi" w:hAnsiTheme="minorHAnsi" w:eastAsiaTheme="minorEastAsia"/>
+          <w:sz w:val="22"/>
+        </w:rPr>
+      </w:pPr>
+      <w:r>
+        <w:fldChar w:fldCharType="begin"/>
+      </w:r>
+      <w:r>
+        <w:instrText xml:space="preserve"> HYPERLINK \l "_Toc230160101" </w:instrText>
+      </w:r>
+      <w:r>
+        <w:fldChar w:fldCharType="separate"/>
+      </w:r>
+      <w:r>
+        <w:rPr>
+          <w:rStyle w:val="16"/>
+        </w:rPr>
+        <w:t>1.4 Đối tượng nghiên cứu</w:t>
+      </w:r>
+      <w:r>
+        <w:tab/>
+      </w:r>
+      <w:r>
+        <w:fldChar w:fldCharType="begin"/>
+      </w:r>
+      <w:r>
+        <w:instrText xml:space="preserve"> PAGEREF _Toc230160101 \h </w:instrText>
       </w:r>
       <w:r>
         <w:fldChar w:fldCharType="separate"/>
@@ -1150,7 +1292,7 @@
         <w:fldChar w:fldCharType="begin"/>
       </w:r>
       <w:r>
-        <w:instrText xml:space="preserve"> HYPERLINK \l "_Toc230160099" </w:instrText>
+        <w:instrText xml:space="preserve"> HYPERLINK \l "_Toc230160102" </w:instrText>
       </w:r>
       <w:r>
         <w:fldChar w:fldCharType="separate"/>
@@ -1159,7 +1301,7 @@
         <w:rPr>
           <w:rStyle w:val="16"/>
         </w:rPr>
-        <w:t>1.2 Mục tiêu nghiên cứu</w:t>
+        <w:t>CHƯƠNG 2. Cơ sở lý thuyết</w:t>
       </w:r>
       <w:r>
         <w:tab/>
@@ -1168,13 +1310,301 @@
         <w:fldChar w:fldCharType="begin"/>
       </w:r>
       <w:r>
-        <w:instrText xml:space="preserve"> PAGEREF _Toc230160099 \h </w:instrText>
-      </w:r>
-      <w:r>
-        <w:fldChar w:fldCharType="separate"/>
-      </w:r>
-      <w:r>
-        <w:t>1</w:t>
+        <w:instrText xml:space="preserve"> PAGEREF _Toc230160102 \h </w:instrText>
+      </w:r>
+      <w:r>
+        <w:fldChar w:fldCharType="separate"/>
+      </w:r>
+      <w:r>
+        <w:t>2</w:t>
+      </w:r>
+      <w:r>
+        <w:fldChar w:fldCharType="end"/>
+      </w:r>
+      <w:r>
+        <w:fldChar w:fldCharType="end"/>
+      </w:r>
+    </w:p>
+    <w:p>
+      <w:pPr>
+        <w:pStyle w:val="20"/>
+        <w:tabs>
+          <w:tab w:val="right" w:leader="dot" w:pos="8778"/>
+        </w:tabs>
+        <w:rPr>
+          <w:rFonts w:asciiTheme="minorHAnsi" w:hAnsiTheme="minorHAnsi" w:eastAsiaTheme="minorEastAsia"/>
+          <w:sz w:val="22"/>
+        </w:rPr>
+      </w:pPr>
+      <w:r>
+        <w:fldChar w:fldCharType="begin"/>
+      </w:r>
+      <w:r>
+        <w:instrText xml:space="preserve"> HYPERLINK \l "_Toc230160103" </w:instrText>
+      </w:r>
+      <w:r>
+        <w:fldChar w:fldCharType="separate"/>
+      </w:r>
+      <w:r>
+        <w:rPr>
+          <w:rStyle w:val="16"/>
+        </w:rPr>
+        <w:t>2.1 Tiêu đề mục 2.1</w:t>
+      </w:r>
+      <w:r>
+        <w:tab/>
+      </w:r>
+      <w:r>
+        <w:fldChar w:fldCharType="begin"/>
+      </w:r>
+      <w:r>
+        <w:instrText xml:space="preserve"> PAGEREF _Toc230160103 \h </w:instrText>
+      </w:r>
+      <w:r>
+        <w:fldChar w:fldCharType="separate"/>
+      </w:r>
+      <w:r>
+        <w:t>2</w:t>
+      </w:r>
+      <w:r>
+        <w:fldChar w:fldCharType="end"/>
+      </w:r>
+      <w:r>
+        <w:fldChar w:fldCharType="end"/>
+      </w:r>
+    </w:p>
+    <w:p>
+      <w:pPr>
+        <w:pStyle w:val="20"/>
+        <w:tabs>
+          <w:tab w:val="right" w:leader="dot" w:pos="8778"/>
+        </w:tabs>
+        <w:rPr>
+          <w:rFonts w:asciiTheme="minorHAnsi" w:hAnsiTheme="minorHAnsi" w:eastAsiaTheme="minorEastAsia"/>
+          <w:sz w:val="22"/>
+        </w:rPr>
+      </w:pPr>
+      <w:r>
+        <w:fldChar w:fldCharType="begin"/>
+      </w:r>
+      <w:r>
+        <w:instrText xml:space="preserve"> HYPERLINK \l "_Toc230160104" </w:instrText>
+      </w:r>
+      <w:r>
+        <w:fldChar w:fldCharType="separate"/>
+      </w:r>
+      <w:r>
+        <w:rPr>
+          <w:rStyle w:val="16"/>
+        </w:rPr>
+        <w:t>2.2 Tiêu đề mục 2.2</w:t>
+      </w:r>
+      <w:r>
+        <w:tab/>
+      </w:r>
+      <w:r>
+        <w:fldChar w:fldCharType="begin"/>
+      </w:r>
+      <w:r>
+        <w:instrText xml:space="preserve"> PAGEREF _Toc230160104 \h </w:instrText>
+      </w:r>
+      <w:r>
+        <w:fldChar w:fldCharType="separate"/>
+      </w:r>
+      <w:r>
+        <w:t>2</w:t>
+      </w:r>
+      <w:r>
+        <w:fldChar w:fldCharType="end"/>
+      </w:r>
+      <w:r>
+        <w:fldChar w:fldCharType="end"/>
+      </w:r>
+    </w:p>
+    <w:p>
+      <w:pPr>
+        <w:pStyle w:val="21"/>
+        <w:tabs>
+          <w:tab w:val="right" w:leader="dot" w:pos="8778"/>
+        </w:tabs>
+        <w:rPr>
+          <w:rFonts w:asciiTheme="minorHAnsi" w:hAnsiTheme="minorHAnsi" w:eastAsiaTheme="minorEastAsia"/>
+          <w:sz w:val="22"/>
+        </w:rPr>
+      </w:pPr>
+      <w:r>
+        <w:fldChar w:fldCharType="begin"/>
+      </w:r>
+      <w:r>
+        <w:instrText xml:space="preserve"> HYPERLINK \l "_Toc230160105" </w:instrText>
+      </w:r>
+      <w:r>
+        <w:fldChar w:fldCharType="separate"/>
+      </w:r>
+      <w:r>
+        <w:rPr>
+          <w:rStyle w:val="16"/>
+        </w:rPr>
+        <w:t>2.2.1 Tiêu đề mục 2.2.1</w:t>
+      </w:r>
+      <w:r>
+        <w:tab/>
+      </w:r>
+      <w:r>
+        <w:fldChar w:fldCharType="begin"/>
+      </w:r>
+      <w:r>
+        <w:instrText xml:space="preserve"> PAGEREF _Toc230160105 \h </w:instrText>
+      </w:r>
+      <w:r>
+        <w:fldChar w:fldCharType="separate"/>
+      </w:r>
+      <w:r>
+        <w:t>2</w:t>
+      </w:r>
+      <w:r>
+        <w:fldChar w:fldCharType="end"/>
+      </w:r>
+      <w:r>
+        <w:fldChar w:fldCharType="end"/>
+      </w:r>
+    </w:p>
+    <w:p>
+      <w:pPr>
+        <w:pStyle w:val="21"/>
+        <w:tabs>
+          <w:tab w:val="right" w:leader="dot" w:pos="8778"/>
+        </w:tabs>
+        <w:rPr>
+          <w:rFonts w:asciiTheme="minorHAnsi" w:hAnsiTheme="minorHAnsi" w:eastAsiaTheme="minorEastAsia"/>
+          <w:sz w:val="22"/>
+        </w:rPr>
+      </w:pPr>
+      <w:r>
+        <w:fldChar w:fldCharType="begin"/>
+      </w:r>
+      <w:r>
+        <w:instrText xml:space="preserve"> HYPERLINK \l "_Toc230160106" </w:instrText>
+      </w:r>
+      <w:r>
+        <w:fldChar w:fldCharType="separate"/>
+      </w:r>
+      <w:r>
+        <w:rPr>
+          <w:rStyle w:val="16"/>
+        </w:rPr>
+        <w:t>2.2.2 Tiêu đề mục 2.2.2</w:t>
+      </w:r>
+      <w:r>
+        <w:tab/>
+      </w:r>
+      <w:r>
+        <w:fldChar w:fldCharType="begin"/>
+      </w:r>
+      <w:r>
+        <w:instrText xml:space="preserve"> PAGEREF _Toc230160106 \h </w:instrText>
+      </w:r>
+      <w:r>
+        <w:fldChar w:fldCharType="separate"/>
+      </w:r>
+      <w:r>
+        <w:t>2</w:t>
+      </w:r>
+      <w:r>
+        <w:fldChar w:fldCharType="end"/>
+      </w:r>
+      <w:r>
+        <w:fldChar w:fldCharType="end"/>
+      </w:r>
+    </w:p>
+    <w:p>
+      <w:pPr>
+        <w:pStyle w:val="22"/>
+        <w:tabs>
+          <w:tab w:val="right" w:leader="dot" w:pos="8778"/>
+        </w:tabs>
+        <w:rPr>
+          <w:rFonts w:asciiTheme="minorHAnsi" w:hAnsiTheme="minorHAnsi" w:eastAsiaTheme="minorEastAsia"/>
+          <w:sz w:val="22"/>
+        </w:rPr>
+      </w:pPr>
+      <w:r>
+        <w:fldChar w:fldCharType="begin"/>
+      </w:r>
+      <w:r>
+        <w:instrText xml:space="preserve"> HYPERLINK \l "_Toc230160107" </w:instrText>
+      </w:r>
+      <w:r>
+        <w:fldChar w:fldCharType="separate"/>
+      </w:r>
+      <w:r>
+        <w:rPr>
+          <w:rStyle w:val="16"/>
+        </w:rPr>
+        <w:t>2.2.2.1 Tiêu đề mục 2.2.2.1</w:t>
+      </w:r>
+      <w:r>
+        <w:tab/>
+      </w:r>
+      <w:r>
+        <w:fldChar w:fldCharType="begin"/>
+      </w:r>
+      <w:r>
+        <w:instrText xml:space="preserve"> PAGEREF _Toc230160107 \h </w:instrText>
+      </w:r>
+      <w:r>
+        <w:fldChar w:fldCharType="separate"/>
+      </w:r>
+      <w:r>
+        <w:t>2</w:t>
+      </w:r>
+      <w:r>
+        <w:fldChar w:fldCharType="end"/>
+      </w:r>
+      <w:r>
+        <w:fldChar w:fldCharType="end"/>
+      </w:r>
+    </w:p>
+    <w:p>
+      <w:pPr>
+        <w:pStyle w:val="22"/>
+        <w:tabs>
+          <w:tab w:val="right" w:leader="dot" w:pos="8778"/>
+        </w:tabs>
+        <w:rPr>
+          <w:rFonts w:asciiTheme="minorHAnsi" w:hAnsiTheme="minorHAnsi" w:eastAsiaTheme="minorEastAsia"/>
+          <w:sz w:val="22"/>
+        </w:rPr>
+      </w:pPr>
+      <w:r>
+        <w:fldChar w:fldCharType="begin"/>
+      </w:r>
+      <w:r>
+        <w:instrText xml:space="preserve"> HYPERLINK \l "_Toc230160108" </w:instrText>
+      </w:r>
+      <w:r>
+        <w:fldChar w:fldCharType="separate"/>
+      </w:r>
+      <w:r>
+        <w:rPr>
+          <w:rStyle w:val="16"/>
+        </w:rPr>
+        <w:t>2.2.2.2 Tiêu đề mục 2.2.2.2</w:t>
+      </w:r>
+      <w:r>
+        <w:tab/>
+      </w:r>
+      <w:r>
+        <w:fldChar w:fldCharType="begin"/>
+      </w:r>
+      <w:r>
+        <w:instrText xml:space="preserve"> PAGEREF _Toc230160108 \h </w:instrText>
+      </w:r>
+      <w:r>
+        <w:fldChar w:fldCharType="separate"/>
+      </w:r>
+      <w:r>
+        <w:t>2</w:t>
       </w:r>
       <w:r>
         <w:fldChar w:fldCharType="end"/>
@@ -1198,7 +1628,7 @@
         <w:fldChar w:fldCharType="begin"/>
       </w:r>
       <w:r>
-        <w:instrText xml:space="preserve"> HYPERLINK \l "_Toc230160100" </w:instrText>
+        <w:instrText xml:space="preserve"> HYPERLINK \l "_Toc230160109" </w:instrText>
       </w:r>
       <w:r>
         <w:fldChar w:fldCharType="separate"/>
@@ -1207,7 +1637,7 @@
         <w:rPr>
           <w:rStyle w:val="16"/>
         </w:rPr>
-        <w:t>1.3 Phương pháp nghiên cứu</w:t>
+        <w:t>CHƯƠNG 3. Phân tích thiết kế hệ thống</w:t>
       </w:r>
       <w:r>
         <w:tab/>
@@ -1216,13 +1646,685 @@
         <w:fldChar w:fldCharType="begin"/>
       </w:r>
       <w:r>
-        <w:instrText xml:space="preserve"> PAGEREF _Toc230160100 \h </w:instrText>
-      </w:r>
-      <w:r>
-        <w:fldChar w:fldCharType="separate"/>
-      </w:r>
-      <w:r>
-        <w:t>1</w:t>
+        <w:instrText xml:space="preserve"> PAGEREF _Toc230160109 \h </w:instrText>
+      </w:r>
+      <w:r>
+        <w:fldChar w:fldCharType="separate"/>
+      </w:r>
+      <w:r>
+        <w:t>3</w:t>
+      </w:r>
+      <w:r>
+        <w:fldChar w:fldCharType="end"/>
+      </w:r>
+      <w:r>
+        <w:fldChar w:fldCharType="end"/>
+      </w:r>
+    </w:p>
+    <w:p>
+      <w:pPr>
+        <w:pStyle w:val="20"/>
+        <w:tabs>
+          <w:tab w:val="right" w:leader="dot" w:pos="8778"/>
+        </w:tabs>
+        <w:rPr>
+          <w:rFonts w:asciiTheme="minorHAnsi" w:hAnsiTheme="minorHAnsi" w:eastAsiaTheme="minorEastAsia"/>
+          <w:sz w:val="22"/>
+        </w:rPr>
+      </w:pPr>
+      <w:r>
+        <w:fldChar w:fldCharType="begin"/>
+      </w:r>
+      <w:r>
+        <w:instrText xml:space="preserve"> HYPERLINK \l "_Toc230160110" </w:instrText>
+      </w:r>
+      <w:r>
+        <w:fldChar w:fldCharType="separate"/>
+      </w:r>
+      <w:r>
+        <w:rPr>
+          <w:rStyle w:val="16"/>
+        </w:rPr>
+        <w:t>3.1 Mô tả vấn đề</w:t>
+      </w:r>
+      <w:r>
+        <w:tab/>
+      </w:r>
+      <w:r>
+        <w:fldChar w:fldCharType="begin"/>
+      </w:r>
+      <w:r>
+        <w:instrText xml:space="preserve"> PAGEREF _Toc230160110 \h </w:instrText>
+      </w:r>
+      <w:r>
+        <w:fldChar w:fldCharType="separate"/>
+      </w:r>
+      <w:r>
+        <w:t>3</w:t>
+      </w:r>
+      <w:r>
+        <w:fldChar w:fldCharType="end"/>
+      </w:r>
+      <w:r>
+        <w:fldChar w:fldCharType="end"/>
+      </w:r>
+    </w:p>
+    <w:p>
+      <w:pPr>
+        <w:pStyle w:val="20"/>
+        <w:tabs>
+          <w:tab w:val="right" w:leader="dot" w:pos="8778"/>
+        </w:tabs>
+        <w:rPr>
+          <w:rFonts w:asciiTheme="minorHAnsi" w:hAnsiTheme="minorHAnsi" w:eastAsiaTheme="minorEastAsia"/>
+          <w:sz w:val="22"/>
+        </w:rPr>
+      </w:pPr>
+      <w:r>
+        <w:fldChar w:fldCharType="begin"/>
+      </w:r>
+      <w:r>
+        <w:instrText xml:space="preserve"> HYPERLINK \l "_Toc230160111" </w:instrText>
+      </w:r>
+      <w:r>
+        <w:fldChar w:fldCharType="separate"/>
+      </w:r>
+      <w:r>
+        <w:rPr>
+          <w:rStyle w:val="16"/>
+        </w:rPr>
+        <w:t>3.2 Đặc tả yêu cầu hệ thống</w:t>
+      </w:r>
+      <w:r>
+        <w:tab/>
+      </w:r>
+      <w:r>
+        <w:fldChar w:fldCharType="begin"/>
+      </w:r>
+      <w:r>
+        <w:instrText xml:space="preserve"> PAGEREF _Toc230160111 \h </w:instrText>
+      </w:r>
+      <w:r>
+        <w:fldChar w:fldCharType="separate"/>
+      </w:r>
+      <w:r>
+        <w:t>3</w:t>
+      </w:r>
+      <w:r>
+        <w:fldChar w:fldCharType="end"/>
+      </w:r>
+      <w:r>
+        <w:fldChar w:fldCharType="end"/>
+      </w:r>
+    </w:p>
+    <w:p>
+      <w:pPr>
+        <w:pStyle w:val="21"/>
+        <w:tabs>
+          <w:tab w:val="right" w:leader="dot" w:pos="8778"/>
+        </w:tabs>
+        <w:rPr>
+          <w:rFonts w:asciiTheme="minorHAnsi" w:hAnsiTheme="minorHAnsi" w:eastAsiaTheme="minorEastAsia"/>
+          <w:sz w:val="22"/>
+        </w:rPr>
+      </w:pPr>
+      <w:r>
+        <w:fldChar w:fldCharType="begin"/>
+      </w:r>
+      <w:r>
+        <w:instrText xml:space="preserve"> HYPERLINK \l "_Toc230160112" </w:instrText>
+      </w:r>
+      <w:r>
+        <w:fldChar w:fldCharType="separate"/>
+      </w:r>
+      <w:r>
+        <w:rPr>
+          <w:rStyle w:val="16"/>
+        </w:rPr>
+        <w:t>3.2.1 Yêu cầu chức năng</w:t>
+      </w:r>
+      <w:r>
+        <w:tab/>
+      </w:r>
+      <w:r>
+        <w:fldChar w:fldCharType="begin"/>
+      </w:r>
+      <w:r>
+        <w:instrText xml:space="preserve"> PAGEREF _Toc230160112 \h </w:instrText>
+      </w:r>
+      <w:r>
+        <w:fldChar w:fldCharType="separate"/>
+      </w:r>
+      <w:r>
+        <w:t>3</w:t>
+      </w:r>
+      <w:r>
+        <w:fldChar w:fldCharType="end"/>
+      </w:r>
+      <w:r>
+        <w:fldChar w:fldCharType="end"/>
+      </w:r>
+    </w:p>
+    <w:p>
+      <w:pPr>
+        <w:pStyle w:val="21"/>
+        <w:tabs>
+          <w:tab w:val="right" w:leader="dot" w:pos="8778"/>
+        </w:tabs>
+        <w:rPr>
+          <w:rFonts w:asciiTheme="minorHAnsi" w:hAnsiTheme="minorHAnsi" w:eastAsiaTheme="minorEastAsia"/>
+          <w:sz w:val="22"/>
+        </w:rPr>
+      </w:pPr>
+      <w:r>
+        <w:fldChar w:fldCharType="begin"/>
+      </w:r>
+      <w:r>
+        <w:instrText xml:space="preserve"> HYPERLINK \l "_Toc230160113" </w:instrText>
+      </w:r>
+      <w:r>
+        <w:fldChar w:fldCharType="separate"/>
+      </w:r>
+      <w:r>
+        <w:rPr>
+          <w:rStyle w:val="16"/>
+        </w:rPr>
+        <w:t>3.2.2 Yêu cầu phi chức năng</w:t>
+      </w:r>
+      <w:r>
+        <w:tab/>
+      </w:r>
+      <w:r>
+        <w:fldChar w:fldCharType="begin"/>
+      </w:r>
+      <w:r>
+        <w:instrText xml:space="preserve"> PAGEREF _Toc230160113 \h </w:instrText>
+      </w:r>
+      <w:r>
+        <w:fldChar w:fldCharType="separate"/>
+      </w:r>
+      <w:r>
+        <w:t>3</w:t>
+      </w:r>
+      <w:r>
+        <w:fldChar w:fldCharType="end"/>
+      </w:r>
+      <w:r>
+        <w:fldChar w:fldCharType="end"/>
+      </w:r>
+    </w:p>
+    <w:p>
+      <w:pPr>
+        <w:pStyle w:val="22"/>
+        <w:tabs>
+          <w:tab w:val="right" w:leader="dot" w:pos="8778"/>
+        </w:tabs>
+        <w:rPr>
+          <w:rFonts w:asciiTheme="minorHAnsi" w:hAnsiTheme="minorHAnsi" w:eastAsiaTheme="minorEastAsia"/>
+          <w:sz w:val="22"/>
+        </w:rPr>
+      </w:pPr>
+      <w:r>
+        <w:fldChar w:fldCharType="begin"/>
+      </w:r>
+      <w:r>
+        <w:instrText xml:space="preserve"> HYPERLINK \l "_Toc230160114" </w:instrText>
+      </w:r>
+      <w:r>
+        <w:fldChar w:fldCharType="separate"/>
+      </w:r>
+      <w:r>
+        <w:rPr>
+          <w:rStyle w:val="16"/>
+        </w:rPr>
+        <w:t>3.2.2.1 Tiêu đề mục 2.2.2.1</w:t>
+      </w:r>
+      <w:r>
+        <w:tab/>
+      </w:r>
+      <w:r>
+        <w:fldChar w:fldCharType="begin"/>
+      </w:r>
+      <w:r>
+        <w:instrText xml:space="preserve"> PAGEREF _Toc230160114 \h </w:instrText>
+      </w:r>
+      <w:r>
+        <w:fldChar w:fldCharType="separate"/>
+      </w:r>
+      <w:r>
+        <w:t>3</w:t>
+      </w:r>
+      <w:r>
+        <w:fldChar w:fldCharType="end"/>
+      </w:r>
+      <w:r>
+        <w:fldChar w:fldCharType="end"/>
+      </w:r>
+    </w:p>
+    <w:p>
+      <w:pPr>
+        <w:pStyle w:val="22"/>
+        <w:tabs>
+          <w:tab w:val="right" w:leader="dot" w:pos="8778"/>
+        </w:tabs>
+        <w:rPr>
+          <w:rFonts w:asciiTheme="minorHAnsi" w:hAnsiTheme="minorHAnsi" w:eastAsiaTheme="minorEastAsia"/>
+          <w:sz w:val="22"/>
+        </w:rPr>
+      </w:pPr>
+      <w:r>
+        <w:fldChar w:fldCharType="begin"/>
+      </w:r>
+      <w:r>
+        <w:instrText xml:space="preserve"> HYPERLINK \l "_Toc230160115" </w:instrText>
+      </w:r>
+      <w:r>
+        <w:fldChar w:fldCharType="separate"/>
+      </w:r>
+      <w:r>
+        <w:rPr>
+          <w:rStyle w:val="16"/>
+        </w:rPr>
+        <w:t>3.2.2.2 Tiêu đề mục 2.2.2.2</w:t>
+      </w:r>
+      <w:r>
+        <w:tab/>
+      </w:r>
+      <w:r>
+        <w:fldChar w:fldCharType="begin"/>
+      </w:r>
+      <w:r>
+        <w:instrText xml:space="preserve"> PAGEREF _Toc230160115 \h </w:instrText>
+      </w:r>
+      <w:r>
+        <w:fldChar w:fldCharType="separate"/>
+      </w:r>
+      <w:r>
+        <w:t>3</w:t>
+      </w:r>
+      <w:r>
+        <w:fldChar w:fldCharType="end"/>
+      </w:r>
+      <w:r>
+        <w:fldChar w:fldCharType="end"/>
+      </w:r>
+    </w:p>
+    <w:p>
+      <w:pPr>
+        <w:pStyle w:val="20"/>
+        <w:tabs>
+          <w:tab w:val="right" w:leader="dot" w:pos="8778"/>
+        </w:tabs>
+        <w:rPr>
+          <w:rFonts w:asciiTheme="minorHAnsi" w:hAnsiTheme="minorHAnsi" w:eastAsiaTheme="minorEastAsia"/>
+          <w:sz w:val="22"/>
+        </w:rPr>
+      </w:pPr>
+      <w:r>
+        <w:fldChar w:fldCharType="begin"/>
+      </w:r>
+      <w:r>
+        <w:instrText xml:space="preserve"> HYPERLINK \l "_Toc230160116" </w:instrText>
+      </w:r>
+      <w:r>
+        <w:fldChar w:fldCharType="separate"/>
+      </w:r>
+      <w:r>
+        <w:rPr>
+          <w:rStyle w:val="16"/>
+        </w:rPr>
+        <w:t>3.3 Thiết kế dữ liệu</w:t>
+      </w:r>
+      <w:r>
+        <w:tab/>
+      </w:r>
+      <w:r>
+        <w:fldChar w:fldCharType="begin"/>
+      </w:r>
+      <w:r>
+        <w:instrText xml:space="preserve"> PAGEREF _Toc230160116 \h </w:instrText>
+      </w:r>
+      <w:r>
+        <w:fldChar w:fldCharType="separate"/>
+      </w:r>
+      <w:r>
+        <w:t>3</w:t>
+      </w:r>
+      <w:r>
+        <w:fldChar w:fldCharType="end"/>
+      </w:r>
+      <w:r>
+        <w:fldChar w:fldCharType="end"/>
+      </w:r>
+    </w:p>
+    <w:p>
+      <w:pPr>
+        <w:pStyle w:val="21"/>
+        <w:tabs>
+          <w:tab w:val="right" w:leader="dot" w:pos="8778"/>
+        </w:tabs>
+        <w:rPr>
+          <w:rFonts w:asciiTheme="minorHAnsi" w:hAnsiTheme="minorHAnsi" w:eastAsiaTheme="minorEastAsia"/>
+          <w:sz w:val="22"/>
+        </w:rPr>
+      </w:pPr>
+      <w:r>
+        <w:fldChar w:fldCharType="begin"/>
+      </w:r>
+      <w:r>
+        <w:instrText xml:space="preserve"> HYPERLINK \l "_Toc230160117" </w:instrText>
+      </w:r>
+      <w:r>
+        <w:fldChar w:fldCharType="separate"/>
+      </w:r>
+      <w:r>
+        <w:rPr>
+          <w:rStyle w:val="16"/>
+        </w:rPr>
+        <w:t>3.3.1 Cấu trúc lưu trữ</w:t>
+      </w:r>
+      <w:r>
+        <w:tab/>
+      </w:r>
+      <w:r>
+        <w:fldChar w:fldCharType="begin"/>
+      </w:r>
+      <w:r>
+        <w:instrText xml:space="preserve"> PAGEREF _Toc230160117 \h </w:instrText>
+      </w:r>
+      <w:r>
+        <w:fldChar w:fldCharType="separate"/>
+      </w:r>
+      <w:r>
+        <w:t>3</w:t>
+      </w:r>
+      <w:r>
+        <w:fldChar w:fldCharType="end"/>
+      </w:r>
+      <w:r>
+        <w:fldChar w:fldCharType="end"/>
+      </w:r>
+    </w:p>
+    <w:p>
+      <w:pPr>
+        <w:pStyle w:val="21"/>
+        <w:tabs>
+          <w:tab w:val="right" w:leader="dot" w:pos="8778"/>
+        </w:tabs>
+        <w:rPr>
+          <w:rFonts w:asciiTheme="minorHAnsi" w:hAnsiTheme="minorHAnsi" w:eastAsiaTheme="minorEastAsia"/>
+          <w:sz w:val="22"/>
+        </w:rPr>
+      </w:pPr>
+      <w:r>
+        <w:fldChar w:fldCharType="begin"/>
+      </w:r>
+      <w:r>
+        <w:instrText xml:space="preserve"> HYPERLINK \l "_Toc230160118" </w:instrText>
+      </w:r>
+      <w:r>
+        <w:fldChar w:fldCharType="separate"/>
+      </w:r>
+      <w:r>
+        <w:rPr>
+          <w:rStyle w:val="16"/>
+        </w:rPr>
+        <w:t>3.3.2 Đặc tả chi tiết</w:t>
+      </w:r>
+      <w:r>
+        <w:tab/>
+      </w:r>
+      <w:r>
+        <w:fldChar w:fldCharType="begin"/>
+      </w:r>
+      <w:r>
+        <w:instrText xml:space="preserve"> PAGEREF _Toc230160118 \h </w:instrText>
+      </w:r>
+      <w:r>
+        <w:fldChar w:fldCharType="separate"/>
+      </w:r>
+      <w:r>
+        <w:t>3</w:t>
+      </w:r>
+      <w:r>
+        <w:fldChar w:fldCharType="end"/>
+      </w:r>
+      <w:r>
+        <w:fldChar w:fldCharType="end"/>
+      </w:r>
+    </w:p>
+    <w:p>
+      <w:pPr>
+        <w:pStyle w:val="20"/>
+        <w:tabs>
+          <w:tab w:val="right" w:leader="dot" w:pos="8778"/>
+        </w:tabs>
+        <w:rPr>
+          <w:rFonts w:asciiTheme="minorHAnsi" w:hAnsiTheme="minorHAnsi" w:eastAsiaTheme="minorEastAsia"/>
+          <w:sz w:val="22"/>
+        </w:rPr>
+      </w:pPr>
+      <w:r>
+        <w:fldChar w:fldCharType="begin"/>
+      </w:r>
+      <w:r>
+        <w:instrText xml:space="preserve"> HYPERLINK \l "_Toc230160119" </w:instrText>
+      </w:r>
+      <w:r>
+        <w:fldChar w:fldCharType="separate"/>
+      </w:r>
+      <w:r>
+        <w:rPr>
+          <w:rStyle w:val="16"/>
+        </w:rPr>
+        <w:t>3.4 Thiết kế chức năng</w:t>
+      </w:r>
+      <w:r>
+        <w:tab/>
+      </w:r>
+      <w:r>
+        <w:fldChar w:fldCharType="begin"/>
+      </w:r>
+      <w:r>
+        <w:instrText xml:space="preserve"> PAGEREF _Toc230160119 \h </w:instrText>
+      </w:r>
+      <w:r>
+        <w:fldChar w:fldCharType="separate"/>
+      </w:r>
+      <w:r>
+        <w:t>3</w:t>
+      </w:r>
+      <w:r>
+        <w:fldChar w:fldCharType="end"/>
+      </w:r>
+      <w:r>
+        <w:fldChar w:fldCharType="end"/>
+      </w:r>
+    </w:p>
+    <w:p>
+      <w:pPr>
+        <w:pStyle w:val="20"/>
+        <w:tabs>
+          <w:tab w:val="right" w:leader="dot" w:pos="8778"/>
+        </w:tabs>
+        <w:rPr>
+          <w:rFonts w:asciiTheme="minorHAnsi" w:hAnsiTheme="minorHAnsi" w:eastAsiaTheme="minorEastAsia"/>
+          <w:sz w:val="22"/>
+        </w:rPr>
+      </w:pPr>
+      <w:r>
+        <w:fldChar w:fldCharType="begin"/>
+      </w:r>
+      <w:r>
+        <w:instrText xml:space="preserve"> HYPERLINK \l "_Toc230160120" </w:instrText>
+      </w:r>
+      <w:r>
+        <w:fldChar w:fldCharType="separate"/>
+      </w:r>
+      <w:r>
+        <w:rPr>
+          <w:rStyle w:val="16"/>
+        </w:rPr>
+        <w:t>3.5 Thiết kế giao diện</w:t>
+      </w:r>
+      <w:r>
+        <w:tab/>
+      </w:r>
+      <w:r>
+        <w:fldChar w:fldCharType="begin"/>
+      </w:r>
+      <w:r>
+        <w:instrText xml:space="preserve"> PAGEREF _Toc230160120 \h </w:instrText>
+      </w:r>
+      <w:r>
+        <w:fldChar w:fldCharType="separate"/>
+      </w:r>
+      <w:r>
+        <w:t>3</w:t>
+      </w:r>
+      <w:r>
+        <w:fldChar w:fldCharType="end"/>
+      </w:r>
+      <w:r>
+        <w:fldChar w:fldCharType="end"/>
+      </w:r>
+    </w:p>
+    <w:p>
+      <w:pPr>
+        <w:pStyle w:val="21"/>
+        <w:tabs>
+          <w:tab w:val="right" w:leader="dot" w:pos="8778"/>
+        </w:tabs>
+        <w:rPr>
+          <w:rFonts w:asciiTheme="minorHAnsi" w:hAnsiTheme="minorHAnsi" w:eastAsiaTheme="minorEastAsia"/>
+          <w:sz w:val="22"/>
+        </w:rPr>
+      </w:pPr>
+      <w:r>
+        <w:fldChar w:fldCharType="begin"/>
+      </w:r>
+      <w:r>
+        <w:instrText xml:space="preserve"> HYPERLINK \l "_Toc230160121" </w:instrText>
+      </w:r>
+      <w:r>
+        <w:fldChar w:fldCharType="separate"/>
+      </w:r>
+      <w:r>
+        <w:rPr>
+          <w:rStyle w:val="16"/>
+        </w:rPr>
+        <w:t>3.5.1 Sơ đồ website</w:t>
+      </w:r>
+      <w:r>
+        <w:tab/>
+      </w:r>
+      <w:r>
+        <w:fldChar w:fldCharType="begin"/>
+      </w:r>
+      <w:r>
+        <w:instrText xml:space="preserve"> PAGEREF _Toc230160121 \h </w:instrText>
+      </w:r>
+      <w:r>
+        <w:fldChar w:fldCharType="separate"/>
+      </w:r>
+      <w:r>
+        <w:t>3</w:t>
+      </w:r>
+      <w:r>
+        <w:fldChar w:fldCharType="end"/>
+      </w:r>
+      <w:r>
+        <w:fldChar w:fldCharType="end"/>
+      </w:r>
+    </w:p>
+    <w:p>
+      <w:pPr>
+        <w:pStyle w:val="21"/>
+        <w:tabs>
+          <w:tab w:val="right" w:leader="dot" w:pos="8778"/>
+        </w:tabs>
+        <w:rPr>
+          <w:rFonts w:asciiTheme="minorHAnsi" w:hAnsiTheme="minorHAnsi" w:eastAsiaTheme="minorEastAsia"/>
+          <w:sz w:val="22"/>
+        </w:rPr>
+      </w:pPr>
+      <w:r>
+        <w:fldChar w:fldCharType="begin"/>
+      </w:r>
+      <w:r>
+        <w:instrText xml:space="preserve"> HYPERLINK \l "_Toc230160122" </w:instrText>
+      </w:r>
+      <w:r>
+        <w:fldChar w:fldCharType="separate"/>
+      </w:r>
+      <w:r>
+        <w:rPr>
+          <w:rStyle w:val="16"/>
+        </w:rPr>
+        <w:t>3.5.2 Giao diện trang chủ</w:t>
+      </w:r>
+      <w:r>
+        <w:tab/>
+      </w:r>
+      <w:r>
+        <w:fldChar w:fldCharType="begin"/>
+      </w:r>
+      <w:r>
+        <w:instrText xml:space="preserve"> PAGEREF _Toc230160122 \h </w:instrText>
+      </w:r>
+      <w:r>
+        <w:fldChar w:fldCharType="separate"/>
+      </w:r>
+      <w:r>
+        <w:t>3</w:t>
+      </w:r>
+      <w:r>
+        <w:fldChar w:fldCharType="end"/>
+      </w:r>
+      <w:r>
+        <w:fldChar w:fldCharType="end"/>
+      </w:r>
+    </w:p>
+    <w:p>
+      <w:pPr>
+        <w:pStyle w:val="21"/>
+        <w:tabs>
+          <w:tab w:val="right" w:leader="dot" w:pos="8778"/>
+        </w:tabs>
+        <w:rPr>
+          <w:rFonts w:asciiTheme="minorHAnsi" w:hAnsiTheme="minorHAnsi" w:eastAsiaTheme="minorEastAsia"/>
+          <w:sz w:val="22"/>
+        </w:rPr>
+      </w:pPr>
+      <w:r>
+        <w:fldChar w:fldCharType="begin"/>
+      </w:r>
+      <w:r>
+        <w:instrText xml:space="preserve"> HYPERLINK \l "_Toc230160123" </w:instrText>
+      </w:r>
+      <w:r>
+        <w:fldChar w:fldCharType="separate"/>
+      </w:r>
+      <w:r>
+        <w:rPr>
+          <w:rStyle w:val="16"/>
+        </w:rPr>
+        <w:t>3.5.3 Giao diện trang …</w:t>
+      </w:r>
+      <w:r>
+        <w:tab/>
+      </w:r>
+      <w:r>
+        <w:fldChar w:fldCharType="begin"/>
+      </w:r>
+      <w:r>
+        <w:instrText xml:space="preserve"> PAGEREF _Toc230160123 \h </w:instrText>
+      </w:r>
+      <w:r>
+        <w:fldChar w:fldCharType="separate"/>
+      </w:r>
+      <w:r>
+        <w:t>3</w:t>
       </w:r>
       <w:r>
         <w:fldChar w:fldCharType="end"/>
@@ -1246,7 +2348,7 @@
         <w:fldChar w:fldCharType="begin"/>
       </w:r>
       <w:r>
-        <w:instrText xml:space="preserve"> HYPERLINK \l "_Toc230160101" </w:instrText>
+        <w:instrText xml:space="preserve"> HYPERLINK \l "_Toc230160124" </w:instrText>
       </w:r>
       <w:r>
         <w:fldChar w:fldCharType="separate"/>
@@ -1255,7 +2357,7 @@
         <w:rPr>
           <w:rStyle w:val="16"/>
         </w:rPr>
-        <w:t>1.4 Đối tượng nghiên cứu</w:t>
+        <w:t>CHƯƠNG 4. KẾT QUẢ thực nghiệm</w:t>
       </w:r>
       <w:r>
         <w:tab/>
@@ -1264,24 +2366,24 @@
         <w:fldChar w:fldCharType="begin"/>
       </w:r>
       <w:r>
-        <w:instrText xml:space="preserve"> PAGEREF _Toc230160101 \h </w:instrText>
-      </w:r>
-      <w:r>
-        <w:fldChar w:fldCharType="separate"/>
-      </w:r>
-      <w:r>
-        <w:t>1</w:t>
-      </w:r>
-      <w:r>
-        <w:fldChar w:fldCharType="end"/>
-      </w:r>
-      <w:r>
-        <w:fldChar w:fldCharType="end"/>
-      </w:r>
-    </w:p>
-    <w:p>
-      <w:pPr>
-        <w:pStyle w:val="18"/>
+        <w:instrText xml:space="preserve"> PAGEREF _Toc230160124 \h </w:instrText>
+      </w:r>
+      <w:r>
+        <w:fldChar w:fldCharType="separate"/>
+      </w:r>
+      <w:r>
+        <w:t>4</w:t>
+      </w:r>
+      <w:r>
+        <w:fldChar w:fldCharType="end"/>
+      </w:r>
+      <w:r>
+        <w:fldChar w:fldCharType="end"/>
+      </w:r>
+    </w:p>
+    <w:p>
+      <w:pPr>
+        <w:pStyle w:val="20"/>
         <w:tabs>
           <w:tab w:val="right" w:leader="dot" w:pos="8778"/>
         </w:tabs>
@@ -1294,7 +2396,7 @@
         <w:fldChar w:fldCharType="begin"/>
       </w:r>
       <w:r>
-        <w:instrText xml:space="preserve"> HYPERLINK \l "_Toc230160102" </w:instrText>
+        <w:instrText xml:space="preserve"> HYPERLINK \l "_Toc230160125" </w:instrText>
       </w:r>
       <w:r>
         <w:fldChar w:fldCharType="separate"/>
@@ -1303,7 +2405,7 @@
         <w:rPr>
           <w:rStyle w:val="16"/>
         </w:rPr>
-        <w:t>CHƯƠNG 2. Cơ sở lý thuyết</w:t>
+        <w:t>4.1 Dữ liệu thử nghiệm</w:t>
       </w:r>
       <w:r>
         <w:tab/>
@@ -1312,13 +2414,157 @@
         <w:fldChar w:fldCharType="begin"/>
       </w:r>
       <w:r>
-        <w:instrText xml:space="preserve"> PAGEREF _Toc230160102 \h </w:instrText>
-      </w:r>
-      <w:r>
-        <w:fldChar w:fldCharType="separate"/>
-      </w:r>
-      <w:r>
-        <w:t>2</w:t>
+        <w:instrText xml:space="preserve"> PAGEREF _Toc230160125 \h </w:instrText>
+      </w:r>
+      <w:r>
+        <w:fldChar w:fldCharType="separate"/>
+      </w:r>
+      <w:r>
+        <w:t>4</w:t>
+      </w:r>
+      <w:r>
+        <w:fldChar w:fldCharType="end"/>
+      </w:r>
+      <w:r>
+        <w:fldChar w:fldCharType="end"/>
+      </w:r>
+    </w:p>
+    <w:p>
+      <w:pPr>
+        <w:pStyle w:val="20"/>
+        <w:tabs>
+          <w:tab w:val="right" w:leader="dot" w:pos="8778"/>
+        </w:tabs>
+        <w:rPr>
+          <w:rFonts w:asciiTheme="minorHAnsi" w:hAnsiTheme="minorHAnsi" w:eastAsiaTheme="minorEastAsia"/>
+          <w:sz w:val="22"/>
+        </w:rPr>
+      </w:pPr>
+      <w:r>
+        <w:fldChar w:fldCharType="begin"/>
+      </w:r>
+      <w:r>
+        <w:instrText xml:space="preserve"> HYPERLINK \l "_Toc230160126" </w:instrText>
+      </w:r>
+      <w:r>
+        <w:fldChar w:fldCharType="separate"/>
+      </w:r>
+      <w:r>
+        <w:rPr>
+          <w:rStyle w:val="16"/>
+        </w:rPr>
+        <w:t>4.2 Kết quả thực nghiệm</w:t>
+      </w:r>
+      <w:r>
+        <w:tab/>
+      </w:r>
+      <w:r>
+        <w:fldChar w:fldCharType="begin"/>
+      </w:r>
+      <w:r>
+        <w:instrText xml:space="preserve"> PAGEREF _Toc230160126 \h </w:instrText>
+      </w:r>
+      <w:r>
+        <w:fldChar w:fldCharType="separate"/>
+      </w:r>
+      <w:r>
+        <w:t>4</w:t>
+      </w:r>
+      <w:r>
+        <w:fldChar w:fldCharType="end"/>
+      </w:r>
+      <w:r>
+        <w:fldChar w:fldCharType="end"/>
+      </w:r>
+    </w:p>
+    <w:p>
+      <w:pPr>
+        <w:pStyle w:val="21"/>
+        <w:tabs>
+          <w:tab w:val="right" w:leader="dot" w:pos="8778"/>
+        </w:tabs>
+        <w:rPr>
+          <w:rFonts w:asciiTheme="minorHAnsi" w:hAnsiTheme="minorHAnsi" w:eastAsiaTheme="minorEastAsia"/>
+          <w:sz w:val="22"/>
+        </w:rPr>
+      </w:pPr>
+      <w:r>
+        <w:fldChar w:fldCharType="begin"/>
+      </w:r>
+      <w:r>
+        <w:instrText xml:space="preserve"> HYPERLINK \l "_Toc230160127" </w:instrText>
+      </w:r>
+      <w:r>
+        <w:fldChar w:fldCharType="separate"/>
+      </w:r>
+      <w:r>
+        <w:rPr>
+          <w:rStyle w:val="16"/>
+        </w:rPr>
+        <w:t>4.2.1 Giao diện trang chủ</w:t>
+      </w:r>
+      <w:r>
+        <w:tab/>
+      </w:r>
+      <w:r>
+        <w:fldChar w:fldCharType="begin"/>
+      </w:r>
+      <w:r>
+        <w:instrText xml:space="preserve"> PAGEREF _Toc230160127 \h </w:instrText>
+      </w:r>
+      <w:r>
+        <w:fldChar w:fldCharType="separate"/>
+      </w:r>
+      <w:r>
+        <w:t>4</w:t>
+      </w:r>
+      <w:r>
+        <w:fldChar w:fldCharType="end"/>
+      </w:r>
+      <w:r>
+        <w:fldChar w:fldCharType="end"/>
+      </w:r>
+    </w:p>
+    <w:p>
+      <w:pPr>
+        <w:pStyle w:val="21"/>
+        <w:tabs>
+          <w:tab w:val="right" w:leader="dot" w:pos="8778"/>
+        </w:tabs>
+        <w:rPr>
+          <w:rFonts w:asciiTheme="minorHAnsi" w:hAnsiTheme="minorHAnsi" w:eastAsiaTheme="minorEastAsia"/>
+          <w:sz w:val="22"/>
+        </w:rPr>
+      </w:pPr>
+      <w:r>
+        <w:fldChar w:fldCharType="begin"/>
+      </w:r>
+      <w:r>
+        <w:instrText xml:space="preserve"> HYPERLINK \l "_Toc230160128" </w:instrText>
+      </w:r>
+      <w:r>
+        <w:fldChar w:fldCharType="separate"/>
+      </w:r>
+      <w:r>
+        <w:rPr>
+          <w:rStyle w:val="16"/>
+        </w:rPr>
+        <w:t>4.2.2 Giao diện trang …</w:t>
+      </w:r>
+      <w:r>
+        <w:tab/>
+      </w:r>
+      <w:r>
+        <w:fldChar w:fldCharType="begin"/>
+      </w:r>
+      <w:r>
+        <w:instrText xml:space="preserve"> PAGEREF _Toc230160128 \h </w:instrText>
+      </w:r>
+      <w:r>
+        <w:fldChar w:fldCharType="separate"/>
+      </w:r>
+      <w:r>
+        <w:t>4</w:t>
       </w:r>
       <w:r>
         <w:fldChar w:fldCharType="end"/>
@@ -1342,7 +2588,7 @@
         <w:fldChar w:fldCharType="begin"/>
       </w:r>
       <w:r>
-        <w:instrText xml:space="preserve"> HYPERLINK \l "_Toc230160103" </w:instrText>
+        <w:instrText xml:space="preserve"> HYPERLINK \l "_Toc230160129" </w:instrText>
       </w:r>
       <w:r>
         <w:fldChar w:fldCharType="separate"/>
@@ -1351,7 +2597,7 @@
         <w:rPr>
           <w:rStyle w:val="16"/>
         </w:rPr>
-        <w:t>2.1 Tiêu đề mục 2.1</w:t>
+        <w:t>CHƯƠNG 5. Kết luận và hướng phát triển</w:t>
       </w:r>
       <w:r>
         <w:tab/>
@@ -1360,61 +2606,13 @@
         <w:fldChar w:fldCharType="begin"/>
       </w:r>
       <w:r>
-        <w:instrText xml:space="preserve"> PAGEREF _Toc230160103 \h </w:instrText>
-      </w:r>
-      <w:r>
-        <w:fldChar w:fldCharType="separate"/>
-      </w:r>
-      <w:r>
-        <w:t>2</w:t>
-      </w:r>
-      <w:r>
-        <w:fldChar w:fldCharType="end"/>
-      </w:r>
-      <w:r>
-        <w:fldChar w:fldCharType="end"/>
-      </w:r>
-    </w:p>
-    <w:p>
-      <w:pPr>
-        <w:pStyle w:val="19"/>
-        <w:tabs>
-          <w:tab w:val="right" w:leader="dot" w:pos="8778"/>
-        </w:tabs>
-        <w:rPr>
-          <w:rFonts w:asciiTheme="minorHAnsi" w:hAnsiTheme="minorHAnsi" w:eastAsiaTheme="minorEastAsia"/>
-          <w:sz w:val="22"/>
-        </w:rPr>
-      </w:pPr>
-      <w:r>
-        <w:fldChar w:fldCharType="begin"/>
-      </w:r>
-      <w:r>
-        <w:instrText xml:space="preserve"> HYPERLINK \l "_Toc230160104" </w:instrText>
-      </w:r>
-      <w:r>
-        <w:fldChar w:fldCharType="separate"/>
-      </w:r>
-      <w:r>
-        <w:rPr>
-          <w:rStyle w:val="16"/>
-        </w:rPr>
-        <w:t>2.2 Tiêu đề mục 2.2</w:t>
-      </w:r>
-      <w:r>
-        <w:tab/>
-      </w:r>
-      <w:r>
-        <w:fldChar w:fldCharType="begin"/>
-      </w:r>
-      <w:r>
-        <w:instrText xml:space="preserve"> PAGEREF _Toc230160104 \h </w:instrText>
-      </w:r>
-      <w:r>
-        <w:fldChar w:fldCharType="separate"/>
-      </w:r>
-      <w:r>
-        <w:t>2</w:t>
+        <w:instrText xml:space="preserve"> PAGEREF _Toc230160129 \h </w:instrText>
+      </w:r>
+      <w:r>
+        <w:fldChar w:fldCharType="separate"/>
+      </w:r>
+      <w:r>
+        <w:t>5</w:t>
       </w:r>
       <w:r>
         <w:fldChar w:fldCharType="end"/>
@@ -1438,7 +2636,7 @@
         <w:fldChar w:fldCharType="begin"/>
       </w:r>
       <w:r>
-        <w:instrText xml:space="preserve"> HYPERLINK \l "_Toc230160105" </w:instrText>
+        <w:instrText xml:space="preserve"> HYPERLINK \l "_Toc230160130" </w:instrText>
       </w:r>
       <w:r>
         <w:fldChar w:fldCharType="separate"/>
@@ -1447,7 +2645,7 @@
         <w:rPr>
           <w:rStyle w:val="16"/>
         </w:rPr>
-        <w:t>2.2.1 Tiêu đề mục 2.2.1</w:t>
+        <w:t>5.1 Kết luận</w:t>
       </w:r>
       <w:r>
         <w:tab/>
@@ -1456,13 +2654,13 @@
         <w:fldChar w:fldCharType="begin"/>
       </w:r>
       <w:r>
-        <w:instrText xml:space="preserve"> PAGEREF _Toc230160105 \h </w:instrText>
-      </w:r>
-      <w:r>
-        <w:fldChar w:fldCharType="separate"/>
-      </w:r>
-      <w:r>
-        <w:t>2</w:t>
+        <w:instrText xml:space="preserve"> PAGEREF _Toc230160130 \h </w:instrText>
+      </w:r>
+      <w:r>
+        <w:fldChar w:fldCharType="separate"/>
+      </w:r>
+      <w:r>
+        <w:t>5</w:t>
       </w:r>
       <w:r>
         <w:fldChar w:fldCharType="end"/>
@@ -1486,7 +2684,7 @@
         <w:fldChar w:fldCharType="begin"/>
       </w:r>
       <w:r>
-        <w:instrText xml:space="preserve"> HYPERLINK \l "_Toc230160106" </w:instrText>
+        <w:instrText xml:space="preserve"> HYPERLINK \l "_Toc230160131" </w:instrText>
       </w:r>
       <w:r>
         <w:fldChar w:fldCharType="separate"/>
@@ -1495,7 +2693,7 @@
         <w:rPr>
           <w:rStyle w:val="16"/>
         </w:rPr>
-        <w:t>2.2.2 Tiêu đề mục 2.2.2</w:t>
+        <w:t>5.2 Hướng phát triển</w:t>
       </w:r>
       <w:r>
         <w:tab/>
@@ -1504,1111 +2702,7 @@
         <w:fldChar w:fldCharType="begin"/>
       </w:r>
       <w:r>
-        <w:instrText xml:space="preserve"> PAGEREF _Toc230160106 \h </w:instrText>
-      </w:r>
-      <w:r>
-        <w:fldChar w:fldCharType="separate"/>
-      </w:r>
-      <w:r>
-        <w:t>2</w:t>
-      </w:r>
-      <w:r>
-        <w:fldChar w:fldCharType="end"/>
-      </w:r>
-      <w:r>
-        <w:fldChar w:fldCharType="end"/>
-      </w:r>
-    </w:p>
-    <w:p>
-      <w:pPr>
-        <w:pStyle w:val="21"/>
-        <w:tabs>
-          <w:tab w:val="right" w:leader="dot" w:pos="8778"/>
-        </w:tabs>
-        <w:rPr>
-          <w:rFonts w:asciiTheme="minorHAnsi" w:hAnsiTheme="minorHAnsi" w:eastAsiaTheme="minorEastAsia"/>
-          <w:sz w:val="22"/>
-        </w:rPr>
-      </w:pPr>
-      <w:r>
-        <w:fldChar w:fldCharType="begin"/>
-      </w:r>
-      <w:r>
-        <w:instrText xml:space="preserve"> HYPERLINK \l "_Toc230160107" </w:instrText>
-      </w:r>
-      <w:r>
-        <w:fldChar w:fldCharType="separate"/>
-      </w:r>
-      <w:r>
-        <w:rPr>
-          <w:rStyle w:val="16"/>
-        </w:rPr>
-        <w:t>2.2.2.1 Tiêu đề mục 2.2.2.1</w:t>
-      </w:r>
-      <w:r>
-        <w:tab/>
-      </w:r>
-      <w:r>
-        <w:fldChar w:fldCharType="begin"/>
-      </w:r>
-      <w:r>
-        <w:instrText xml:space="preserve"> PAGEREF _Toc230160107 \h </w:instrText>
-      </w:r>
-      <w:r>
-        <w:fldChar w:fldCharType="separate"/>
-      </w:r>
-      <w:r>
-        <w:t>2</w:t>
-      </w:r>
-      <w:r>
-        <w:fldChar w:fldCharType="end"/>
-      </w:r>
-      <w:r>
-        <w:fldChar w:fldCharType="end"/>
-      </w:r>
-    </w:p>
-    <w:p>
-      <w:pPr>
-        <w:pStyle w:val="21"/>
-        <w:tabs>
-          <w:tab w:val="right" w:leader="dot" w:pos="8778"/>
-        </w:tabs>
-        <w:rPr>
-          <w:rFonts w:asciiTheme="minorHAnsi" w:hAnsiTheme="minorHAnsi" w:eastAsiaTheme="minorEastAsia"/>
-          <w:sz w:val="22"/>
-        </w:rPr>
-      </w:pPr>
-      <w:r>
-        <w:fldChar w:fldCharType="begin"/>
-      </w:r>
-      <w:r>
-        <w:instrText xml:space="preserve"> HYPERLINK \l "_Toc230160108" </w:instrText>
-      </w:r>
-      <w:r>
-        <w:fldChar w:fldCharType="separate"/>
-      </w:r>
-      <w:r>
-        <w:rPr>
-          <w:rStyle w:val="16"/>
-        </w:rPr>
-        <w:t>2.2.2.2 Tiêu đề mục 2.2.2.2</w:t>
-      </w:r>
-      <w:r>
-        <w:tab/>
-      </w:r>
-      <w:r>
-        <w:fldChar w:fldCharType="begin"/>
-      </w:r>
-      <w:r>
-        <w:instrText xml:space="preserve"> PAGEREF _Toc230160108 \h </w:instrText>
-      </w:r>
-      <w:r>
-        <w:fldChar w:fldCharType="separate"/>
-      </w:r>
-      <w:r>
-        <w:t>2</w:t>
-      </w:r>
-      <w:r>
-        <w:fldChar w:fldCharType="end"/>
-      </w:r>
-      <w:r>
-        <w:fldChar w:fldCharType="end"/>
-      </w:r>
-    </w:p>
-    <w:p>
-      <w:pPr>
-        <w:pStyle w:val="18"/>
-        <w:tabs>
-          <w:tab w:val="right" w:leader="dot" w:pos="8778"/>
-        </w:tabs>
-        <w:rPr>
-          <w:rFonts w:asciiTheme="minorHAnsi" w:hAnsiTheme="minorHAnsi" w:eastAsiaTheme="minorEastAsia"/>
-          <w:sz w:val="22"/>
-        </w:rPr>
-      </w:pPr>
-      <w:r>
-        <w:fldChar w:fldCharType="begin"/>
-      </w:r>
-      <w:r>
-        <w:instrText xml:space="preserve"> HYPERLINK \l "_Toc230160109" </w:instrText>
-      </w:r>
-      <w:r>
-        <w:fldChar w:fldCharType="separate"/>
-      </w:r>
-      <w:r>
-        <w:rPr>
-          <w:rStyle w:val="16"/>
-        </w:rPr>
-        <w:t>CHƯƠNG 3. Phân tích thiết kế hệ thống</w:t>
-      </w:r>
-      <w:r>
-        <w:tab/>
-      </w:r>
-      <w:r>
-        <w:fldChar w:fldCharType="begin"/>
-      </w:r>
-      <w:r>
-        <w:instrText xml:space="preserve"> PAGEREF _Toc230160109 \h </w:instrText>
-      </w:r>
-      <w:r>
-        <w:fldChar w:fldCharType="separate"/>
-      </w:r>
-      <w:r>
-        <w:t>3</w:t>
-      </w:r>
-      <w:r>
-        <w:fldChar w:fldCharType="end"/>
-      </w:r>
-      <w:r>
-        <w:fldChar w:fldCharType="end"/>
-      </w:r>
-    </w:p>
-    <w:p>
-      <w:pPr>
-        <w:pStyle w:val="19"/>
-        <w:tabs>
-          <w:tab w:val="right" w:leader="dot" w:pos="8778"/>
-        </w:tabs>
-        <w:rPr>
-          <w:rFonts w:asciiTheme="minorHAnsi" w:hAnsiTheme="minorHAnsi" w:eastAsiaTheme="minorEastAsia"/>
-          <w:sz w:val="22"/>
-        </w:rPr>
-      </w:pPr>
-      <w:r>
-        <w:fldChar w:fldCharType="begin"/>
-      </w:r>
-      <w:r>
-        <w:instrText xml:space="preserve"> HYPERLINK \l "_Toc230160110" </w:instrText>
-      </w:r>
-      <w:r>
-        <w:fldChar w:fldCharType="separate"/>
-      </w:r>
-      <w:r>
-        <w:rPr>
-          <w:rStyle w:val="16"/>
-        </w:rPr>
-        <w:t>3.1 Mô tả vấn đề</w:t>
-      </w:r>
-      <w:r>
-        <w:tab/>
-      </w:r>
-      <w:r>
-        <w:fldChar w:fldCharType="begin"/>
-      </w:r>
-      <w:r>
-        <w:instrText xml:space="preserve"> PAGEREF _Toc230160110 \h </w:instrText>
-      </w:r>
-      <w:r>
-        <w:fldChar w:fldCharType="separate"/>
-      </w:r>
-      <w:r>
-        <w:t>3</w:t>
-      </w:r>
-      <w:r>
-        <w:fldChar w:fldCharType="end"/>
-      </w:r>
-      <w:r>
-        <w:fldChar w:fldCharType="end"/>
-      </w:r>
-    </w:p>
-    <w:p>
-      <w:pPr>
-        <w:pStyle w:val="19"/>
-        <w:tabs>
-          <w:tab w:val="right" w:leader="dot" w:pos="8778"/>
-        </w:tabs>
-        <w:rPr>
-          <w:rFonts w:asciiTheme="minorHAnsi" w:hAnsiTheme="minorHAnsi" w:eastAsiaTheme="minorEastAsia"/>
-          <w:sz w:val="22"/>
-        </w:rPr>
-      </w:pPr>
-      <w:r>
-        <w:fldChar w:fldCharType="begin"/>
-      </w:r>
-      <w:r>
-        <w:instrText xml:space="preserve"> HYPERLINK \l "_Toc230160111" </w:instrText>
-      </w:r>
-      <w:r>
-        <w:fldChar w:fldCharType="separate"/>
-      </w:r>
-      <w:r>
-        <w:rPr>
-          <w:rStyle w:val="16"/>
-        </w:rPr>
-        <w:t>3.2 Đặc tả yêu cầu hệ thống</w:t>
-      </w:r>
-      <w:r>
-        <w:tab/>
-      </w:r>
-      <w:r>
-        <w:fldChar w:fldCharType="begin"/>
-      </w:r>
-      <w:r>
-        <w:instrText xml:space="preserve"> PAGEREF _Toc230160111 \h </w:instrText>
-      </w:r>
-      <w:r>
-        <w:fldChar w:fldCharType="separate"/>
-      </w:r>
-      <w:r>
-        <w:t>3</w:t>
-      </w:r>
-      <w:r>
-        <w:fldChar w:fldCharType="end"/>
-      </w:r>
-      <w:r>
-        <w:fldChar w:fldCharType="end"/>
-      </w:r>
-    </w:p>
-    <w:p>
-      <w:pPr>
-        <w:pStyle w:val="20"/>
-        <w:tabs>
-          <w:tab w:val="right" w:leader="dot" w:pos="8778"/>
-        </w:tabs>
-        <w:rPr>
-          <w:rFonts w:asciiTheme="minorHAnsi" w:hAnsiTheme="minorHAnsi" w:eastAsiaTheme="minorEastAsia"/>
-          <w:sz w:val="22"/>
-        </w:rPr>
-      </w:pPr>
-      <w:r>
-        <w:fldChar w:fldCharType="begin"/>
-      </w:r>
-      <w:r>
-        <w:instrText xml:space="preserve"> HYPERLINK \l "_Toc230160112" </w:instrText>
-      </w:r>
-      <w:r>
-        <w:fldChar w:fldCharType="separate"/>
-      </w:r>
-      <w:r>
-        <w:rPr>
-          <w:rStyle w:val="16"/>
-        </w:rPr>
-        <w:t>3.2.1 Yêu cầu chức năng</w:t>
-      </w:r>
-      <w:r>
-        <w:tab/>
-      </w:r>
-      <w:r>
-        <w:fldChar w:fldCharType="begin"/>
-      </w:r>
-      <w:r>
-        <w:instrText xml:space="preserve"> PAGEREF _Toc230160112 \h </w:instrText>
-      </w:r>
-      <w:r>
-        <w:fldChar w:fldCharType="separate"/>
-      </w:r>
-      <w:r>
-        <w:t>3</w:t>
-      </w:r>
-      <w:r>
-        <w:fldChar w:fldCharType="end"/>
-      </w:r>
-      <w:r>
-        <w:fldChar w:fldCharType="end"/>
-      </w:r>
-    </w:p>
-    <w:p>
-      <w:pPr>
-        <w:pStyle w:val="20"/>
-        <w:tabs>
-          <w:tab w:val="right" w:leader="dot" w:pos="8778"/>
-        </w:tabs>
-        <w:rPr>
-          <w:rFonts w:asciiTheme="minorHAnsi" w:hAnsiTheme="minorHAnsi" w:eastAsiaTheme="minorEastAsia"/>
-          <w:sz w:val="22"/>
-        </w:rPr>
-      </w:pPr>
-      <w:r>
-        <w:fldChar w:fldCharType="begin"/>
-      </w:r>
-      <w:r>
-        <w:instrText xml:space="preserve"> HYPERLINK \l "_Toc230160113" </w:instrText>
-      </w:r>
-      <w:r>
-        <w:fldChar w:fldCharType="separate"/>
-      </w:r>
-      <w:r>
-        <w:rPr>
-          <w:rStyle w:val="16"/>
-        </w:rPr>
-        <w:t>3.2.2 Yêu cầu phi chức năng</w:t>
-      </w:r>
-      <w:r>
-        <w:tab/>
-      </w:r>
-      <w:r>
-        <w:fldChar w:fldCharType="begin"/>
-      </w:r>
-      <w:r>
-        <w:instrText xml:space="preserve"> PAGEREF _Toc230160113 \h </w:instrText>
-      </w:r>
-      <w:r>
-        <w:fldChar w:fldCharType="separate"/>
-      </w:r>
-      <w:r>
-        <w:t>3</w:t>
-      </w:r>
-      <w:r>
-        <w:fldChar w:fldCharType="end"/>
-      </w:r>
-      <w:r>
-        <w:fldChar w:fldCharType="end"/>
-      </w:r>
-    </w:p>
-    <w:p>
-      <w:pPr>
-        <w:pStyle w:val="21"/>
-        <w:tabs>
-          <w:tab w:val="right" w:leader="dot" w:pos="8778"/>
-        </w:tabs>
-        <w:rPr>
-          <w:rFonts w:asciiTheme="minorHAnsi" w:hAnsiTheme="minorHAnsi" w:eastAsiaTheme="minorEastAsia"/>
-          <w:sz w:val="22"/>
-        </w:rPr>
-      </w:pPr>
-      <w:r>
-        <w:fldChar w:fldCharType="begin"/>
-      </w:r>
-      <w:r>
-        <w:instrText xml:space="preserve"> HYPERLINK \l "_Toc230160114" </w:instrText>
-      </w:r>
-      <w:r>
-        <w:fldChar w:fldCharType="separate"/>
-      </w:r>
-      <w:r>
-        <w:rPr>
-          <w:rStyle w:val="16"/>
-        </w:rPr>
-        <w:t>3.2.2.1 Tiêu đề mục 2.2.2.1</w:t>
-      </w:r>
-      <w:r>
-        <w:tab/>
-      </w:r>
-      <w:r>
-        <w:fldChar w:fldCharType="begin"/>
-      </w:r>
-      <w:r>
-        <w:instrText xml:space="preserve"> PAGEREF _Toc230160114 \h </w:instrText>
-      </w:r>
-      <w:r>
-        <w:fldChar w:fldCharType="separate"/>
-      </w:r>
-      <w:r>
-        <w:t>3</w:t>
-      </w:r>
-      <w:r>
-        <w:fldChar w:fldCharType="end"/>
-      </w:r>
-      <w:r>
-        <w:fldChar w:fldCharType="end"/>
-      </w:r>
-    </w:p>
-    <w:p>
-      <w:pPr>
-        <w:pStyle w:val="21"/>
-        <w:tabs>
-          <w:tab w:val="right" w:leader="dot" w:pos="8778"/>
-        </w:tabs>
-        <w:rPr>
-          <w:rFonts w:asciiTheme="minorHAnsi" w:hAnsiTheme="minorHAnsi" w:eastAsiaTheme="minorEastAsia"/>
-          <w:sz w:val="22"/>
-        </w:rPr>
-      </w:pPr>
-      <w:r>
-        <w:fldChar w:fldCharType="begin"/>
-      </w:r>
-      <w:r>
-        <w:instrText xml:space="preserve"> HYPERLINK \l "_Toc230160115" </w:instrText>
-      </w:r>
-      <w:r>
-        <w:fldChar w:fldCharType="separate"/>
-      </w:r>
-      <w:r>
-        <w:rPr>
-          <w:rStyle w:val="16"/>
-        </w:rPr>
-        <w:t>3.2.2.2 Tiêu đề mục 2.2.2.2</w:t>
-      </w:r>
-      <w:r>
-        <w:tab/>
-      </w:r>
-      <w:r>
-        <w:fldChar w:fldCharType="begin"/>
-      </w:r>
-      <w:r>
-        <w:instrText xml:space="preserve"> PAGEREF _Toc230160115 \h </w:instrText>
-      </w:r>
-      <w:r>
-        <w:fldChar w:fldCharType="separate"/>
-      </w:r>
-      <w:r>
-        <w:t>3</w:t>
-      </w:r>
-      <w:r>
-        <w:fldChar w:fldCharType="end"/>
-      </w:r>
-      <w:r>
-        <w:fldChar w:fldCharType="end"/>
-      </w:r>
-    </w:p>
-    <w:p>
-      <w:pPr>
-        <w:pStyle w:val="19"/>
-        <w:tabs>
-          <w:tab w:val="right" w:leader="dot" w:pos="8778"/>
-        </w:tabs>
-        <w:rPr>
-          <w:rFonts w:asciiTheme="minorHAnsi" w:hAnsiTheme="minorHAnsi" w:eastAsiaTheme="minorEastAsia"/>
-          <w:sz w:val="22"/>
-        </w:rPr>
-      </w:pPr>
-      <w:r>
-        <w:fldChar w:fldCharType="begin"/>
-      </w:r>
-      <w:r>
-        <w:instrText xml:space="preserve"> HYPERLINK \l "_Toc230160116" </w:instrText>
-      </w:r>
-      <w:r>
-        <w:fldChar w:fldCharType="separate"/>
-      </w:r>
-      <w:r>
-        <w:rPr>
-          <w:rStyle w:val="16"/>
-        </w:rPr>
-        <w:t>3.3 Thiết kế dữ liệu</w:t>
-      </w:r>
-      <w:r>
-        <w:tab/>
-      </w:r>
-      <w:r>
-        <w:fldChar w:fldCharType="begin"/>
-      </w:r>
-      <w:r>
-        <w:instrText xml:space="preserve"> PAGEREF _Toc230160116 \h </w:instrText>
-      </w:r>
-      <w:r>
-        <w:fldChar w:fldCharType="separate"/>
-      </w:r>
-      <w:r>
-        <w:t>3</w:t>
-      </w:r>
-      <w:r>
-        <w:fldChar w:fldCharType="end"/>
-      </w:r>
-      <w:r>
-        <w:fldChar w:fldCharType="end"/>
-      </w:r>
-    </w:p>
-    <w:p>
-      <w:pPr>
-        <w:pStyle w:val="20"/>
-        <w:tabs>
-          <w:tab w:val="right" w:leader="dot" w:pos="8778"/>
-        </w:tabs>
-        <w:rPr>
-          <w:rFonts w:asciiTheme="minorHAnsi" w:hAnsiTheme="minorHAnsi" w:eastAsiaTheme="minorEastAsia"/>
-          <w:sz w:val="22"/>
-        </w:rPr>
-      </w:pPr>
-      <w:r>
-        <w:fldChar w:fldCharType="begin"/>
-      </w:r>
-      <w:r>
-        <w:instrText xml:space="preserve"> HYPERLINK \l "_Toc230160117" </w:instrText>
-      </w:r>
-      <w:r>
-        <w:fldChar w:fldCharType="separate"/>
-      </w:r>
-      <w:r>
-        <w:rPr>
-          <w:rStyle w:val="16"/>
-        </w:rPr>
-        <w:t>3.3.1 Cấu trúc lưu trữ</w:t>
-      </w:r>
-      <w:r>
-        <w:tab/>
-      </w:r>
-      <w:r>
-        <w:fldChar w:fldCharType="begin"/>
-      </w:r>
-      <w:r>
-        <w:instrText xml:space="preserve"> PAGEREF _Toc230160117 \h </w:instrText>
-      </w:r>
-      <w:r>
-        <w:fldChar w:fldCharType="separate"/>
-      </w:r>
-      <w:r>
-        <w:t>3</w:t>
-      </w:r>
-      <w:r>
-        <w:fldChar w:fldCharType="end"/>
-      </w:r>
-      <w:r>
-        <w:fldChar w:fldCharType="end"/>
-      </w:r>
-    </w:p>
-    <w:p>
-      <w:pPr>
-        <w:pStyle w:val="20"/>
-        <w:tabs>
-          <w:tab w:val="right" w:leader="dot" w:pos="8778"/>
-        </w:tabs>
-        <w:rPr>
-          <w:rFonts w:asciiTheme="minorHAnsi" w:hAnsiTheme="minorHAnsi" w:eastAsiaTheme="minorEastAsia"/>
-          <w:sz w:val="22"/>
-        </w:rPr>
-      </w:pPr>
-      <w:r>
-        <w:fldChar w:fldCharType="begin"/>
-      </w:r>
-      <w:r>
-        <w:instrText xml:space="preserve"> HYPERLINK \l "_Toc230160118" </w:instrText>
-      </w:r>
-      <w:r>
-        <w:fldChar w:fldCharType="separate"/>
-      </w:r>
-      <w:r>
-        <w:rPr>
-          <w:rStyle w:val="16"/>
-        </w:rPr>
-        <w:t>3.3.2 Đặc tả chi tiết</w:t>
-      </w:r>
-      <w:r>
-        <w:tab/>
-      </w:r>
-      <w:r>
-        <w:fldChar w:fldCharType="begin"/>
-      </w:r>
-      <w:r>
-        <w:instrText xml:space="preserve"> PAGEREF _Toc230160118 \h </w:instrText>
-      </w:r>
-      <w:r>
-        <w:fldChar w:fldCharType="separate"/>
-      </w:r>
-      <w:r>
-        <w:t>3</w:t>
-      </w:r>
-      <w:r>
-        <w:fldChar w:fldCharType="end"/>
-      </w:r>
-      <w:r>
-        <w:fldChar w:fldCharType="end"/>
-      </w:r>
-    </w:p>
-    <w:p>
-      <w:pPr>
-        <w:pStyle w:val="19"/>
-        <w:tabs>
-          <w:tab w:val="right" w:leader="dot" w:pos="8778"/>
-        </w:tabs>
-        <w:rPr>
-          <w:rFonts w:asciiTheme="minorHAnsi" w:hAnsiTheme="minorHAnsi" w:eastAsiaTheme="minorEastAsia"/>
-          <w:sz w:val="22"/>
-        </w:rPr>
-      </w:pPr>
-      <w:r>
-        <w:fldChar w:fldCharType="begin"/>
-      </w:r>
-      <w:r>
-        <w:instrText xml:space="preserve"> HYPERLINK \l "_Toc230160119" </w:instrText>
-      </w:r>
-      <w:r>
-        <w:fldChar w:fldCharType="separate"/>
-      </w:r>
-      <w:r>
-        <w:rPr>
-          <w:rStyle w:val="16"/>
-        </w:rPr>
-        <w:t>3.4 Thiết kế chức năng</w:t>
-      </w:r>
-      <w:r>
-        <w:tab/>
-      </w:r>
-      <w:r>
-        <w:fldChar w:fldCharType="begin"/>
-      </w:r>
-      <w:r>
-        <w:instrText xml:space="preserve"> PAGEREF _Toc230160119 \h </w:instrText>
-      </w:r>
-      <w:r>
-        <w:fldChar w:fldCharType="separate"/>
-      </w:r>
-      <w:r>
-        <w:t>3</w:t>
-      </w:r>
-      <w:r>
-        <w:fldChar w:fldCharType="end"/>
-      </w:r>
-      <w:r>
-        <w:fldChar w:fldCharType="end"/>
-      </w:r>
-    </w:p>
-    <w:p>
-      <w:pPr>
-        <w:pStyle w:val="19"/>
-        <w:tabs>
-          <w:tab w:val="right" w:leader="dot" w:pos="8778"/>
-        </w:tabs>
-        <w:rPr>
-          <w:rFonts w:asciiTheme="minorHAnsi" w:hAnsiTheme="minorHAnsi" w:eastAsiaTheme="minorEastAsia"/>
-          <w:sz w:val="22"/>
-        </w:rPr>
-      </w:pPr>
-      <w:r>
-        <w:fldChar w:fldCharType="begin"/>
-      </w:r>
-      <w:r>
-        <w:instrText xml:space="preserve"> HYPERLINK \l "_Toc230160120" </w:instrText>
-      </w:r>
-      <w:r>
-        <w:fldChar w:fldCharType="separate"/>
-      </w:r>
-      <w:r>
-        <w:rPr>
-          <w:rStyle w:val="16"/>
-        </w:rPr>
-        <w:t>3.5 Thiết kế giao diện</w:t>
-      </w:r>
-      <w:r>
-        <w:tab/>
-      </w:r>
-      <w:r>
-        <w:fldChar w:fldCharType="begin"/>
-      </w:r>
-      <w:r>
-        <w:instrText xml:space="preserve"> PAGEREF _Toc230160120 \h </w:instrText>
-      </w:r>
-      <w:r>
-        <w:fldChar w:fldCharType="separate"/>
-      </w:r>
-      <w:r>
-        <w:t>3</w:t>
-      </w:r>
-      <w:r>
-        <w:fldChar w:fldCharType="end"/>
-      </w:r>
-      <w:r>
-        <w:fldChar w:fldCharType="end"/>
-      </w:r>
-    </w:p>
-    <w:p>
-      <w:pPr>
-        <w:pStyle w:val="20"/>
-        <w:tabs>
-          <w:tab w:val="right" w:leader="dot" w:pos="8778"/>
-        </w:tabs>
-        <w:rPr>
-          <w:rFonts w:asciiTheme="minorHAnsi" w:hAnsiTheme="minorHAnsi" w:eastAsiaTheme="minorEastAsia"/>
-          <w:sz w:val="22"/>
-        </w:rPr>
-      </w:pPr>
-      <w:r>
-        <w:fldChar w:fldCharType="begin"/>
-      </w:r>
-      <w:r>
-        <w:instrText xml:space="preserve"> HYPERLINK \l "_Toc230160121" </w:instrText>
-      </w:r>
-      <w:r>
-        <w:fldChar w:fldCharType="separate"/>
-      </w:r>
-      <w:r>
-        <w:rPr>
-          <w:rStyle w:val="16"/>
-        </w:rPr>
-        <w:t>3.5.1 Sơ đồ website</w:t>
-      </w:r>
-      <w:r>
-        <w:tab/>
-      </w:r>
-      <w:r>
-        <w:fldChar w:fldCharType="begin"/>
-      </w:r>
-      <w:r>
-        <w:instrText xml:space="preserve"> PAGEREF _Toc230160121 \h </w:instrText>
-      </w:r>
-      <w:r>
-        <w:fldChar w:fldCharType="separate"/>
-      </w:r>
-      <w:r>
-        <w:t>3</w:t>
-      </w:r>
-      <w:r>
-        <w:fldChar w:fldCharType="end"/>
-      </w:r>
-      <w:r>
-        <w:fldChar w:fldCharType="end"/>
-      </w:r>
-    </w:p>
-    <w:p>
-      <w:pPr>
-        <w:pStyle w:val="20"/>
-        <w:tabs>
-          <w:tab w:val="right" w:leader="dot" w:pos="8778"/>
-        </w:tabs>
-        <w:rPr>
-          <w:rFonts w:asciiTheme="minorHAnsi" w:hAnsiTheme="minorHAnsi" w:eastAsiaTheme="minorEastAsia"/>
-          <w:sz w:val="22"/>
-        </w:rPr>
-      </w:pPr>
-      <w:r>
-        <w:fldChar w:fldCharType="begin"/>
-      </w:r>
-      <w:r>
-        <w:instrText xml:space="preserve"> HYPERLINK \l "_Toc230160122" </w:instrText>
-      </w:r>
-      <w:r>
-        <w:fldChar w:fldCharType="separate"/>
-      </w:r>
-      <w:r>
-        <w:rPr>
-          <w:rStyle w:val="16"/>
-        </w:rPr>
-        <w:t>3.5.2 Giao diện trang chủ</w:t>
-      </w:r>
-      <w:r>
-        <w:tab/>
-      </w:r>
-      <w:r>
-        <w:fldChar w:fldCharType="begin"/>
-      </w:r>
-      <w:r>
-        <w:instrText xml:space="preserve"> PAGEREF _Toc230160122 \h </w:instrText>
-      </w:r>
-      <w:r>
-        <w:fldChar w:fldCharType="separate"/>
-      </w:r>
-      <w:r>
-        <w:t>3</w:t>
-      </w:r>
-      <w:r>
-        <w:fldChar w:fldCharType="end"/>
-      </w:r>
-      <w:r>
-        <w:fldChar w:fldCharType="end"/>
-      </w:r>
-    </w:p>
-    <w:p>
-      <w:pPr>
-        <w:pStyle w:val="20"/>
-        <w:tabs>
-          <w:tab w:val="right" w:leader="dot" w:pos="8778"/>
-        </w:tabs>
-        <w:rPr>
-          <w:rFonts w:asciiTheme="minorHAnsi" w:hAnsiTheme="minorHAnsi" w:eastAsiaTheme="minorEastAsia"/>
-          <w:sz w:val="22"/>
-        </w:rPr>
-      </w:pPr>
-      <w:r>
-        <w:fldChar w:fldCharType="begin"/>
-      </w:r>
-      <w:r>
-        <w:instrText xml:space="preserve"> HYPERLINK \l "_Toc230160123" </w:instrText>
-      </w:r>
-      <w:r>
-        <w:fldChar w:fldCharType="separate"/>
-      </w:r>
-      <w:r>
-        <w:rPr>
-          <w:rStyle w:val="16"/>
-        </w:rPr>
-        <w:t>3.5.3 Giao diện trang …</w:t>
-      </w:r>
-      <w:r>
-        <w:tab/>
-      </w:r>
-      <w:r>
-        <w:fldChar w:fldCharType="begin"/>
-      </w:r>
-      <w:r>
-        <w:instrText xml:space="preserve"> PAGEREF _Toc230160123 \h </w:instrText>
-      </w:r>
-      <w:r>
-        <w:fldChar w:fldCharType="separate"/>
-      </w:r>
-      <w:r>
-        <w:t>3</w:t>
-      </w:r>
-      <w:r>
-        <w:fldChar w:fldCharType="end"/>
-      </w:r>
-      <w:r>
-        <w:fldChar w:fldCharType="end"/>
-      </w:r>
-    </w:p>
-    <w:p>
-      <w:pPr>
-        <w:pStyle w:val="18"/>
-        <w:tabs>
-          <w:tab w:val="right" w:leader="dot" w:pos="8778"/>
-        </w:tabs>
-        <w:rPr>
-          <w:rFonts w:asciiTheme="minorHAnsi" w:hAnsiTheme="minorHAnsi" w:eastAsiaTheme="minorEastAsia"/>
-          <w:sz w:val="22"/>
-        </w:rPr>
-      </w:pPr>
-      <w:r>
-        <w:fldChar w:fldCharType="begin"/>
-      </w:r>
-      <w:r>
-        <w:instrText xml:space="preserve"> HYPERLINK \l "_Toc230160124" </w:instrText>
-      </w:r>
-      <w:r>
-        <w:fldChar w:fldCharType="separate"/>
-      </w:r>
-      <w:r>
-        <w:rPr>
-          <w:rStyle w:val="16"/>
-        </w:rPr>
-        <w:t>CHƯƠNG 4. KẾT QUẢ thực nghiệm</w:t>
-      </w:r>
-      <w:r>
-        <w:tab/>
-      </w:r>
-      <w:r>
-        <w:fldChar w:fldCharType="begin"/>
-      </w:r>
-      <w:r>
-        <w:instrText xml:space="preserve"> PAGEREF _Toc230160124 \h </w:instrText>
-      </w:r>
-      <w:r>
-        <w:fldChar w:fldCharType="separate"/>
-      </w:r>
-      <w:r>
-        <w:t>4</w:t>
-      </w:r>
-      <w:r>
-        <w:fldChar w:fldCharType="end"/>
-      </w:r>
-      <w:r>
-        <w:fldChar w:fldCharType="end"/>
-      </w:r>
-    </w:p>
-    <w:p>
-      <w:pPr>
-        <w:pStyle w:val="19"/>
-        <w:tabs>
-          <w:tab w:val="right" w:leader="dot" w:pos="8778"/>
-        </w:tabs>
-        <w:rPr>
-          <w:rFonts w:asciiTheme="minorHAnsi" w:hAnsiTheme="minorHAnsi" w:eastAsiaTheme="minorEastAsia"/>
-          <w:sz w:val="22"/>
-        </w:rPr>
-      </w:pPr>
-      <w:r>
-        <w:fldChar w:fldCharType="begin"/>
-      </w:r>
-      <w:r>
-        <w:instrText xml:space="preserve"> HYPERLINK \l "_Toc230160125" </w:instrText>
-      </w:r>
-      <w:r>
-        <w:fldChar w:fldCharType="separate"/>
-      </w:r>
-      <w:r>
-        <w:rPr>
-          <w:rStyle w:val="16"/>
-        </w:rPr>
-        <w:t>4.1 Dữ liệu thử nghiệm</w:t>
-      </w:r>
-      <w:r>
-        <w:tab/>
-      </w:r>
-      <w:r>
-        <w:fldChar w:fldCharType="begin"/>
-      </w:r>
-      <w:r>
-        <w:instrText xml:space="preserve"> PAGEREF _Toc230160125 \h </w:instrText>
-      </w:r>
-      <w:r>
-        <w:fldChar w:fldCharType="separate"/>
-      </w:r>
-      <w:r>
-        <w:t>4</w:t>
-      </w:r>
-      <w:r>
-        <w:fldChar w:fldCharType="end"/>
-      </w:r>
-      <w:r>
-        <w:fldChar w:fldCharType="end"/>
-      </w:r>
-    </w:p>
-    <w:p>
-      <w:pPr>
-        <w:pStyle w:val="19"/>
-        <w:tabs>
-          <w:tab w:val="right" w:leader="dot" w:pos="8778"/>
-        </w:tabs>
-        <w:rPr>
-          <w:rFonts w:asciiTheme="minorHAnsi" w:hAnsiTheme="minorHAnsi" w:eastAsiaTheme="minorEastAsia"/>
-          <w:sz w:val="22"/>
-        </w:rPr>
-      </w:pPr>
-      <w:r>
-        <w:fldChar w:fldCharType="begin"/>
-      </w:r>
-      <w:r>
-        <w:instrText xml:space="preserve"> HYPERLINK \l "_Toc230160126" </w:instrText>
-      </w:r>
-      <w:r>
-        <w:fldChar w:fldCharType="separate"/>
-      </w:r>
-      <w:r>
-        <w:rPr>
-          <w:rStyle w:val="16"/>
-        </w:rPr>
-        <w:t>4.2 Kết quả thực nghiệm</w:t>
-      </w:r>
-      <w:r>
-        <w:tab/>
-      </w:r>
-      <w:r>
-        <w:fldChar w:fldCharType="begin"/>
-      </w:r>
-      <w:r>
-        <w:instrText xml:space="preserve"> PAGEREF _Toc230160126 \h </w:instrText>
-      </w:r>
-      <w:r>
-        <w:fldChar w:fldCharType="separate"/>
-      </w:r>
-      <w:r>
-        <w:t>4</w:t>
-      </w:r>
-      <w:r>
-        <w:fldChar w:fldCharType="end"/>
-      </w:r>
-      <w:r>
-        <w:fldChar w:fldCharType="end"/>
-      </w:r>
-    </w:p>
-    <w:p>
-      <w:pPr>
-        <w:pStyle w:val="20"/>
-        <w:tabs>
-          <w:tab w:val="right" w:leader="dot" w:pos="8778"/>
-        </w:tabs>
-        <w:rPr>
-          <w:rFonts w:asciiTheme="minorHAnsi" w:hAnsiTheme="minorHAnsi" w:eastAsiaTheme="minorEastAsia"/>
-          <w:sz w:val="22"/>
-        </w:rPr>
-      </w:pPr>
-      <w:r>
-        <w:fldChar w:fldCharType="begin"/>
-      </w:r>
-      <w:r>
-        <w:instrText xml:space="preserve"> HYPERLINK \l "_Toc230160127" </w:instrText>
-      </w:r>
-      <w:r>
-        <w:fldChar w:fldCharType="separate"/>
-      </w:r>
-      <w:r>
-        <w:rPr>
-          <w:rStyle w:val="16"/>
-        </w:rPr>
-        <w:t>4.2.1 Giao diện trang chủ</w:t>
-      </w:r>
-      <w:r>
-        <w:tab/>
-      </w:r>
-      <w:r>
-        <w:fldChar w:fldCharType="begin"/>
-      </w:r>
-      <w:r>
-        <w:instrText xml:space="preserve"> PAGEREF _Toc230160127 \h </w:instrText>
-      </w:r>
-      <w:r>
-        <w:fldChar w:fldCharType="separate"/>
-      </w:r>
-      <w:r>
-        <w:t>4</w:t>
-      </w:r>
-      <w:r>
-        <w:fldChar w:fldCharType="end"/>
-      </w:r>
-      <w:r>
-        <w:fldChar w:fldCharType="end"/>
-      </w:r>
-    </w:p>
-    <w:p>
-      <w:pPr>
-        <w:pStyle w:val="20"/>
-        <w:tabs>
-          <w:tab w:val="right" w:leader="dot" w:pos="8778"/>
-        </w:tabs>
-        <w:rPr>
-          <w:rFonts w:asciiTheme="minorHAnsi" w:hAnsiTheme="minorHAnsi" w:eastAsiaTheme="minorEastAsia"/>
-          <w:sz w:val="22"/>
-        </w:rPr>
-      </w:pPr>
-      <w:r>
-        <w:fldChar w:fldCharType="begin"/>
-      </w:r>
-      <w:r>
-        <w:instrText xml:space="preserve"> HYPERLINK \l "_Toc230160128" </w:instrText>
-      </w:r>
-      <w:r>
-        <w:fldChar w:fldCharType="separate"/>
-      </w:r>
-      <w:r>
-        <w:rPr>
-          <w:rStyle w:val="16"/>
-        </w:rPr>
-        <w:t>4.2.2 Giao diện trang …</w:t>
-      </w:r>
-      <w:r>
-        <w:tab/>
-      </w:r>
-      <w:r>
-        <w:fldChar w:fldCharType="begin"/>
-      </w:r>
-      <w:r>
-        <w:instrText xml:space="preserve"> PAGEREF _Toc230160128 \h </w:instrText>
-      </w:r>
-      <w:r>
-        <w:fldChar w:fldCharType="separate"/>
-      </w:r>
-      <w:r>
-        <w:t>4</w:t>
-      </w:r>
-      <w:r>
-        <w:fldChar w:fldCharType="end"/>
-      </w:r>
-      <w:r>
-        <w:fldChar w:fldCharType="end"/>
-      </w:r>
-    </w:p>
-    <w:p>
-      <w:pPr>
-        <w:pStyle w:val="18"/>
-        <w:tabs>
-          <w:tab w:val="right" w:leader="dot" w:pos="8778"/>
-        </w:tabs>
-        <w:rPr>
-          <w:rFonts w:asciiTheme="minorHAnsi" w:hAnsiTheme="minorHAnsi" w:eastAsiaTheme="minorEastAsia"/>
-          <w:sz w:val="22"/>
-        </w:rPr>
-      </w:pPr>
-      <w:r>
-        <w:fldChar w:fldCharType="begin"/>
-      </w:r>
-      <w:r>
-        <w:instrText xml:space="preserve"> HYPERLINK \l "_Toc230160129" </w:instrText>
-      </w:r>
-      <w:r>
-        <w:fldChar w:fldCharType="separate"/>
-      </w:r>
-      <w:r>
-        <w:rPr>
-          <w:rStyle w:val="16"/>
-        </w:rPr>
-        <w:t>CHƯƠNG 5. Kết luận và hướng phát triển</w:t>
-      </w:r>
-      <w:r>
-        <w:tab/>
-      </w:r>
-      <w:r>
-        <w:fldChar w:fldCharType="begin"/>
-      </w:r>
-      <w:r>
-        <w:instrText xml:space="preserve"> PAGEREF _Toc230160129 \h </w:instrText>
+        <w:instrText xml:space="preserve"> PAGEREF _Toc230160131 \h </w:instrText>
       </w:r>
       <w:r>
         <w:fldChar w:fldCharType="separate"/>
@@ -2624,109 +2718,13 @@
       </w:r>
     </w:p>
     <w:p>
-      <w:pPr>
-        <w:pStyle w:val="19"/>
-        <w:tabs>
-          <w:tab w:val="right" w:leader="dot" w:pos="8778"/>
-        </w:tabs>
-        <w:rPr>
-          <w:rFonts w:asciiTheme="minorHAnsi" w:hAnsiTheme="minorHAnsi" w:eastAsiaTheme="minorEastAsia"/>
-          <w:sz w:val="22"/>
-        </w:rPr>
-      </w:pPr>
-      <w:r>
-        <w:fldChar w:fldCharType="begin"/>
-      </w:r>
-      <w:r>
-        <w:instrText xml:space="preserve"> HYPERLINK \l "_Toc230160130" </w:instrText>
-      </w:r>
-      <w:r>
-        <w:fldChar w:fldCharType="separate"/>
-      </w:r>
-      <w:r>
-        <w:rPr>
-          <w:rStyle w:val="16"/>
-        </w:rPr>
-        <w:t>5.1 Kết luận</w:t>
-      </w:r>
-      <w:r>
-        <w:tab/>
-      </w:r>
-      <w:r>
-        <w:fldChar w:fldCharType="begin"/>
-      </w:r>
-      <w:r>
-        <w:instrText xml:space="preserve"> PAGEREF _Toc230160130 \h </w:instrText>
-      </w:r>
-      <w:r>
-        <w:fldChar w:fldCharType="separate"/>
-      </w:r>
-      <w:r>
-        <w:t>5</w:t>
-      </w:r>
-      <w:r>
-        <w:fldChar w:fldCharType="end"/>
-      </w:r>
-      <w:r>
-        <w:fldChar w:fldCharType="end"/>
-      </w:r>
-    </w:p>
-    <w:p>
-      <w:pPr>
-        <w:pStyle w:val="19"/>
-        <w:tabs>
-          <w:tab w:val="right" w:leader="dot" w:pos="8778"/>
-        </w:tabs>
-        <w:rPr>
-          <w:rFonts w:asciiTheme="minorHAnsi" w:hAnsiTheme="minorHAnsi" w:eastAsiaTheme="minorEastAsia"/>
-          <w:sz w:val="22"/>
-        </w:rPr>
-      </w:pPr>
-      <w:r>
-        <w:fldChar w:fldCharType="begin"/>
-      </w:r>
-      <w:r>
-        <w:instrText xml:space="preserve"> HYPERLINK \l "_Toc230160131" </w:instrText>
-      </w:r>
-      <w:r>
-        <w:fldChar w:fldCharType="separate"/>
-      </w:r>
-      <w:r>
-        <w:rPr>
-          <w:rStyle w:val="16"/>
-        </w:rPr>
-        <w:t>5.2 Hướng phát triển</w:t>
-      </w:r>
-      <w:r>
-        <w:tab/>
-      </w:r>
-      <w:r>
-        <w:fldChar w:fldCharType="begin"/>
-      </w:r>
-      <w:r>
-        <w:instrText xml:space="preserve"> PAGEREF _Toc230160131 \h </w:instrText>
-      </w:r>
-      <w:r>
-        <w:fldChar w:fldCharType="separate"/>
-      </w:r>
-      <w:r>
-        <w:t>5</w:t>
-      </w:r>
-      <w:r>
-        <w:fldChar w:fldCharType="end"/>
-      </w:r>
-      <w:r>
-        <w:fldChar w:fldCharType="end"/>
-      </w:r>
-    </w:p>
-    <w:p>
-      <w:r>
-        <w:fldChar w:fldCharType="end"/>
-      </w:r>
-    </w:p>
-    <w:p>
-      <w:pPr>
-        <w:pStyle w:val="34"/>
+      <w:r>
+        <w:fldChar w:fldCharType="end"/>
+      </w:r>
+    </w:p>
+    <w:p>
+      <w:pPr>
+        <w:pStyle w:val="35"/>
       </w:pPr>
       <w:r>
         <w:br w:type="page"/>
@@ -2734,7 +2732,7 @@
     </w:p>
     <w:p>
       <w:pPr>
-        <w:pStyle w:val="34"/>
+        <w:pStyle w:val="35"/>
       </w:pPr>
       <w:r>
         <w:t>Danh mục hình ảnh</w:t>
@@ -2742,7 +2740,7 @@
     </w:p>
     <w:p>
       <w:pPr>
-        <w:pStyle w:val="35"/>
+        <w:pStyle w:val="36"/>
       </w:pPr>
       <w:r>
         <w:t>Chèn danh mục hình ảnh bằng cách vào References &gt; Insert Table of Figures &gt; chọn nhãn Hình tại khung màu đỏ</w:t>
@@ -2750,7 +2748,7 @@
     </w:p>
     <w:p>
       <w:pPr>
-        <w:pStyle w:val="35"/>
+        <w:pStyle w:val="36"/>
       </w:pPr>
       <w:r>
         <w:drawing>
@@ -2806,7 +2804,7 @@
     </w:p>
     <w:p>
       <w:pPr>
-        <w:pStyle w:val="34"/>
+        <w:pStyle w:val="35"/>
       </w:pPr>
       <w:r>
         <w:t>Danh mục bảng biểu</w:t>
@@ -2814,7 +2812,7 @@
     </w:p>
     <w:p>
       <w:pPr>
-        <w:pStyle w:val="35"/>
+        <w:pStyle w:val="36"/>
       </w:pPr>
       <w:r>
         <w:t>Chèn danh mục hình ảnh bằng cách vào References &gt; Insert Table of Figures  &gt; chọn nhãn Bảng tại khung màu đỏ</w:t>
@@ -2822,7 +2820,7 @@
     </w:p>
     <w:p>
       <w:pPr>
-        <w:pStyle w:val="35"/>
+        <w:pStyle w:val="36"/>
       </w:pPr>
       <w:r>
         <w:drawing>
@@ -2866,12 +2864,12 @@
     </w:p>
     <w:p>
       <w:pPr>
-        <w:pStyle w:val="34"/>
-      </w:pPr>
-    </w:p>
-    <w:p>
-      <w:pPr>
-        <w:pStyle w:val="34"/>
+        <w:pStyle w:val="35"/>
+      </w:pPr>
+    </w:p>
+    <w:p>
+      <w:pPr>
+        <w:pStyle w:val="35"/>
         <w:sectPr>
           <w:footerReference r:id="rId5" w:type="default"/>
           <w:pgSz w:w="11907" w:h="16840"/>
@@ -2904,6 +2902,14 @@
     </w:p>
     <w:p>
       <w:pPr>
+        <w:jc w:val="both"/>
+      </w:pPr>
+      <w:r>
+        <w:t>Trong kỷ nguyên số hóa hiện nay, ngành công nghiệp mỹ phẩm và chăm sóc sắc đẹp đang có sự phát triển vượt bậc do nhu cầu chăm sóc bản thân của người tiêu dùng ngày càng tăng cao. Thay vì mua sắm truyền thống, khách hàng có xu hướng tìm kiếm, so sánh giá cả và đặt mua sản phẩm trực tuyến để tiết kiệm thời gian và tiếp cận được nhiều thương hiệu chính hãng. Chính vì vậy, việc xây dựng một website bán hàng chuyên nghiệp như "Duy Store" không chỉ giúp doanh nghiệp tiếp cận nguồn khách hàng tiềm năng khổng lồ trên Internet mà còn khẳng định uy tín, thương hiệu và nâng cao năng lực cạnh tranh. Dự án này được thực hiện nhằm giải quyết bài toán tối ưu hóa trải nghiệm mua sắm mỹ phẩm trực tuyến cho người dùng hiện đại.</w:t>
+      </w:r>
+    </w:p>
+    <w:p>
+      <w:pPr>
         <w:pStyle w:val="3"/>
       </w:pPr>
       <w:bookmarkStart w:id="2" w:name="_Toc230160099"/>
@@ -2914,6 +2920,64 @@
     </w:p>
     <w:p>
       <w:pPr>
+        <w:rPr/>
+      </w:pPr>
+      <w:r>
+        <w:rPr>
+          <w:rFonts w:hint="default"/>
+          <w:lang w:val="vi-VN"/>
+        </w:rPr>
+        <w:t xml:space="preserve">- </w:t>
+      </w:r>
+      <w:r>
+        <w:t>Nghiên cứu và nắm vững các kiến thức cốt lõi về thiết kế giao diện web (UI/UX) cùng các ngôn ngữ lập trình front-end cơ bản như HTML, CSS và JavaScript.</w:t>
+      </w:r>
+    </w:p>
+    <w:p>
+      <w:pPr>
+        <w:rPr/>
+      </w:pPr>
+      <w:r>
+        <w:rPr>
+          <w:rFonts w:hint="default"/>
+          <w:lang w:val="vi-VN"/>
+        </w:rPr>
+        <w:t xml:space="preserve">- </w:t>
+      </w:r>
+      <w:r>
+        <w:t>Xây dựng thành công hệ thống website cửa hàng mỹ phẩm "Duy Store" với giao diện trực quan, màu sắc hài hòa và thân thiện với người sử dụng.</w:t>
+      </w:r>
+    </w:p>
+    <w:p>
+      <w:r>
+        <w:rPr>
+          <w:rFonts w:hint="default"/>
+          <w:lang w:val="vi-VN"/>
+        </w:rPr>
+        <w:t xml:space="preserve">- </w:t>
+      </w:r>
+      <w:r>
+        <w:t>Hoàn thiện các tính năng cơ bản của một trang web thương mại điện tử bao gồm việc hiển thị danh mục sản phẩm, bộ lọc tìm kiếm, xem chi tiết sản phẩm và giỏ hàng trực tuyến.</w:t>
+      </w:r>
+    </w:p>
+    <w:p>
+      <w:pPr>
+        <w:rPr/>
+      </w:pPr>
+      <w:r>
+        <w:rPr>
+          <w:rFonts w:hint="default"/>
+          <w:lang w:val="vi-VN"/>
+        </w:rPr>
+        <w:t xml:space="preserve">- </w:t>
+      </w:r>
+      <w:r>
+        <w:t>Đảm bảo website có khả năng hiển thị tương thích tốt trên nhiều loại thiết bị và kích thước màn hình khác nhau.</w:t>
+      </w:r>
+    </w:p>
+    <w:p/>
+    <w:p>
+      <w:pPr>
         <w:pStyle w:val="3"/>
       </w:pPr>
       <w:bookmarkStart w:id="3" w:name="_Toc230160100"/>
@@ -2924,6 +2988,74 @@
     </w:p>
     <w:p>
       <w:pPr>
+        <w:jc w:val="both"/>
+        <w:rPr/>
+      </w:pPr>
+      <w:r>
+        <w:rPr>
+          <w:rFonts w:hint="default"/>
+          <w:lang w:val="vi-VN"/>
+        </w:rPr>
+        <w:t xml:space="preserve">- </w:t>
+      </w:r>
+      <w:r>
+        <w:t>Phương pháp nghiên cứu lý thuyết: Đọc hiểu và phân tích các tài liệu kỹ thuật về thiết kế web front-end bao gồm cấu trúc thẻ HTML, thuộc tính CSS và các hàm xử lý logic tương tác trong JavaScript.</w:t>
+      </w:r>
+    </w:p>
+    <w:p>
+      <w:pPr>
+        <w:jc w:val="both"/>
+        <w:rPr/>
+      </w:pPr>
+      <w:r>
+        <w:rPr>
+          <w:rFonts w:hint="default"/>
+          <w:lang w:val="vi-VN"/>
+        </w:rPr>
+        <w:t xml:space="preserve">- </w:t>
+      </w:r>
+      <w:r>
+        <w:t>Phương pháp tổ chức và quản lý mã nguồn: Sử dụng hệ thống Git và thư mục quản lý tự động nhằm theo dõi tiến độ, lưu trữ phiên bản code ổn định mà không can thiệp trực tiếp vào dữ liệu hệ thống bên trong.</w:t>
+      </w:r>
+    </w:p>
+    <w:p>
+      <w:pPr>
+        <w:jc w:val="both"/>
+        <w:rPr/>
+      </w:pPr>
+      <w:r>
+        <w:rPr>
+          <w:rFonts w:hint="default"/>
+          <w:lang w:val="vi-VN"/>
+        </w:rPr>
+        <w:t xml:space="preserve">- </w:t>
+      </w:r>
+      <w:r>
+        <w:t>Phương pháp thực nghiệm và triển khai: Xây dựng cấu trúc các thư mục thành phần độc lập bao gồm thư mục chứa tệp định dạng giao diện, thư mục chứa trang thành phần, thư mục chứa tệp tương tác và thư mục lưu trữ tài nguyên chung. Sau đó, tiến hành cấu hình cài đặt trang chủ để làm trang hiển thị mặc định đầu tiên khi hệ thống vận hành.</w:t>
+      </w:r>
+    </w:p>
+    <w:p>
+      <w:pPr>
+        <w:jc w:val="both"/>
+      </w:pPr>
+      <w:r>
+        <w:rPr>
+          <w:rFonts w:hint="default"/>
+          <w:lang w:val="vi-VN"/>
+        </w:rPr>
+        <w:t xml:space="preserve">- </w:t>
+      </w:r>
+      <w:r>
+        <w:t>Phương pháp kiểm thử sản phẩm trực tuyến: Đẩy toàn bộ mã nguồn lên hệ thống lưu trữ trực t</w:t>
+      </w:r>
+      <w:bookmarkStart w:id="35" w:name="_GoBack"/>
+      <w:bookmarkEnd w:id="35"/>
+      <w:r>
+        <w:t>uyến, kích hoạt tính năng kiểm tra lỗi hiển thị đường dẫn hình ảnh, liên kết CSS, JavaScript trước khi tiến hành nộp bài lên hệ thống quản lý học tập.</w:t>
+      </w:r>
+    </w:p>
+    <w:p>
+      <w:pPr>
         <w:pStyle w:val="3"/>
       </w:pPr>
       <w:bookmarkStart w:id="4" w:name="_Toc230160101"/>
@@ -2933,6 +3065,46 @@
       <w:bookmarkEnd w:id="4"/>
     </w:p>
     <w:p>
+      <w:pPr>
+        <w:rPr/>
+      </w:pPr>
+      <w:r>
+        <w:rPr>
+          <w:rFonts w:hint="default"/>
+          <w:lang w:val="vi-VN"/>
+        </w:rPr>
+        <w:t xml:space="preserve">- </w:t>
+      </w:r>
+      <w:r>
+        <w:t>Đối tượng cấu trúc mã nguồn: Các thành phần tập tin cấu tạo nên website bao gồm trang chủ, các trang thành phần về thông tin hoặc sản phẩm mỹ phẩm cùng các thư mục bổ trợ liên quan.</w:t>
+      </w:r>
+    </w:p>
+    <w:p>
+      <w:pPr>
+        <w:rPr/>
+      </w:pPr>
+      <w:r>
+        <w:rPr>
+          <w:rFonts w:hint="default"/>
+          <w:lang w:val="vi-VN"/>
+        </w:rPr>
+        <w:t xml:space="preserve">- </w:t>
+      </w:r>
+      <w:r>
+        <w:t>Đối tượng quản lý và công bố: Hệ thống quản lý mã nguồn Git, tập tin mô tả tổng quan thông tin dự án README và nền tảng hosting trực tuyến GitHub Pages.</w:t>
+      </w:r>
+    </w:p>
+    <w:p>
+      <w:r>
+        <w:rPr>
+          <w:rFonts w:hint="default"/>
+          <w:lang w:val="vi-VN"/>
+        </w:rPr>
+        <w:t xml:space="preserve">- </w:t>
+      </w:r>
+      <w:r>
+        <w:t>Đối tượng tài nguyên dự án: Các loại dữ liệu hình ảnh sản phẩm mỹ phẩm, biểu tượng giao diện, hệ thống tài liệu và tệp mẫu báo cáo định dạng chuẩn được lưu trữ tập trung tại thư mục tài nguyên dùng chung.</w:t>
+      </w:r>
       <w:r>
         <w:br w:type="page"/>
       </w:r>
@@ -2949,7 +3121,7 @@
     </w:p>
     <w:p>
       <w:pPr>
-        <w:pStyle w:val="35"/>
+        <w:pStyle w:val="36"/>
       </w:pPr>
       <w:r>
         <w:rPr>
@@ -3105,7 +3277,7 @@
     </w:p>
     <w:p>
       <w:pPr>
-        <w:pStyle w:val="35"/>
+        <w:pStyle w:val="36"/>
       </w:pPr>
     </w:p>
     <w:p>
@@ -3180,7 +3352,7 @@
     </w:p>
     <w:tbl>
       <w:tblPr>
-        <w:tblStyle w:val="37"/>
+        <w:tblStyle w:val="38"/>
         <w:tblW w:w="0" w:type="auto"/>
         <w:tblInd w:w="0" w:type="dxa"/>
         <w:tblBorders>
@@ -3216,12 +3388,6 @@
             <w:insideH w:val="single" w:color="auto" w:sz="8" w:space="0"/>
             <w:insideV w:val="single" w:color="auto" w:sz="8" w:space="0"/>
           </w:tblBorders>
-          <w:tblCellMar>
-            <w:top w:w="85" w:type="dxa"/>
-            <w:left w:w="108" w:type="dxa"/>
-            <w:bottom w:w="85" w:type="dxa"/>
-            <w:right w:w="108" w:type="dxa"/>
-          </w:tblCellMar>
         </w:tblPrEx>
         <w:tc>
           <w:tcPr>
@@ -3577,7 +3743,7 @@
     </w:p>
     <w:p>
       <w:pPr>
-        <w:pStyle w:val="35"/>
+        <w:pStyle w:val="36"/>
         <w:keepNext/>
       </w:pPr>
       <w:r>
@@ -3732,7 +3898,7 @@
     </w:p>
     <w:p>
       <w:pPr>
-        <w:pStyle w:val="35"/>
+        <w:pStyle w:val="36"/>
       </w:pPr>
       <w:r>
         <w:t>Chụp hình và mô tả</w:t>
@@ -3750,7 +3916,7 @@
     </w:p>
     <w:p>
       <w:pPr>
-        <w:pStyle w:val="35"/>
+        <w:pStyle w:val="36"/>
       </w:pPr>
       <w:r>
         <w:t>Chụp hình và mô tả</w:t>
@@ -3758,7 +3924,7 @@
     </w:p>
     <w:p>
       <w:pPr>
-        <w:pStyle w:val="35"/>
+        <w:pStyle w:val="36"/>
       </w:pPr>
       <w:r>
         <w:t>….</w:t>
@@ -3793,7 +3959,7 @@
     </w:p>
     <w:p>
       <w:pPr>
-        <w:pStyle w:val="35"/>
+        <w:pStyle w:val="36"/>
       </w:pPr>
     </w:p>
     <w:p>
@@ -3808,12 +3974,12 @@
     </w:p>
     <w:p>
       <w:pPr>
-        <w:pStyle w:val="35"/>
-      </w:pPr>
-    </w:p>
-    <w:p>
-      <w:pPr>
-        <w:pStyle w:val="35"/>
+        <w:pStyle w:val="36"/>
+      </w:pPr>
+    </w:p>
+    <w:p>
+      <w:pPr>
+        <w:pStyle w:val="36"/>
       </w:pPr>
     </w:p>
     <w:p>
@@ -3830,7 +3996,7 @@
     </w:p>
     <w:p>
       <w:pPr>
-        <w:pStyle w:val="34"/>
+        <w:pStyle w:val="35"/>
       </w:pPr>
       <w:r>
         <w:t>Danh mục tài liệu tham khảo</w:t>
@@ -3838,7 +4004,7 @@
     </w:p>
     <w:p>
       <w:pPr>
-        <w:pStyle w:val="35"/>
+        <w:pStyle w:val="36"/>
       </w:pPr>
       <w:r>
         <w:t>Vào Zotero &gt; chọn lệnh tại khung màu đỏ:</w:t>
@@ -3846,7 +4012,7 @@
     </w:p>
     <w:p>
       <w:pPr>
-        <w:pStyle w:val="35"/>
+        <w:pStyle w:val="36"/>
       </w:pPr>
       <w:r>
         <w:drawing>
@@ -3890,7 +4056,7 @@
     </w:p>
     <w:p>
       <w:pPr>
-        <w:pStyle w:val="35"/>
+        <w:pStyle w:val="36"/>
       </w:pPr>
       <w:r>
         <w:rPr>
@@ -3942,7 +4108,7 @@
     <w:sdtPr>
       <w:id w:val="-18244135"/>
       <w:docPartObj>
-        <w:docPartGallery w:val="AutoText"/>
+        <w:docPartGallery w:val="autotext"/>
       </w:docPartObj>
     </w:sdtPr>
     <w:sdtContent>
@@ -3983,7 +4149,7 @@
     <w:sdtPr>
       <w:id w:val="821391154"/>
       <w:docPartObj>
-        <w:docPartGallery w:val="AutoText"/>
+        <w:docPartGallery w:val="autotext"/>
       </w:docPartObj>
     </w:sdtPr>
     <w:sdtContent>
@@ -4194,7 +4360,7 @@
   <w:docDefaults>
     <w:rPrDefault>
       <w:rPr>
-        <w:rFonts w:ascii="Times New Roman" w:hAnsi="Times New Roman" w:eastAsiaTheme="minorHAnsi" w:cstheme="minorBidi"/>
+        <w:rFonts w:ascii="Times New Roman" w:hAnsi="Times New Roman" w:eastAsia="SimSun" w:cs="Times New Roman"/>
       </w:rPr>
     </w:rPrDefault>
     <w:pPrDefault/>
@@ -4265,7 +4431,7 @@
     <w:lsdException w:qFormat="1" w:unhideWhenUsed="0" w:uiPriority="10" w:semiHidden="0" w:name="Title"/>
     <w:lsdException w:uiPriority="99" w:name="Closing"/>
     <w:lsdException w:uiPriority="99" w:name="Signature"/>
-    <w:lsdException w:uiPriority="1" w:name="Default Paragraph Font"/>
+    <w:lsdException w:qFormat="1" w:uiPriority="1" w:name="Default Paragraph Font"/>
     <w:lsdException w:uiPriority="99" w:name="Body Text"/>
     <w:lsdException w:uiPriority="99" w:name="Body Text Indent"/>
     <w:lsdException w:uiPriority="99" w:name="List Continue"/>
@@ -4354,13 +4520,13 @@
     <w:lsdException w:unhideWhenUsed="0" w:uiPriority="61" w:semiHidden="0" w:name="Light List"/>
     <w:lsdException w:unhideWhenUsed="0" w:uiPriority="62" w:semiHidden="0" w:name="Light Grid"/>
     <w:lsdException w:unhideWhenUsed="0" w:uiPriority="63" w:semiHidden="0" w:name="Medium Shading 1"/>
-    <w:lsdException w:qFormat="1" w:unhideWhenUsed="0" w:uiPriority="64" w:semiHidden="0" w:name="Medium Shading 2"/>
+    <w:lsdException w:unhideWhenUsed="0" w:uiPriority="64" w:semiHidden="0" w:name="Medium Shading 2"/>
     <w:lsdException w:unhideWhenUsed="0" w:uiPriority="65" w:semiHidden="0" w:name="Medium List 1"/>
     <w:lsdException w:unhideWhenUsed="0" w:uiPriority="66" w:semiHidden="0" w:name="Medium List 2"/>
     <w:lsdException w:unhideWhenUsed="0" w:uiPriority="67" w:semiHidden="0" w:name="Medium Grid 1"/>
     <w:lsdException w:unhideWhenUsed="0" w:uiPriority="68" w:semiHidden="0" w:name="Medium Grid 2"/>
     <w:lsdException w:unhideWhenUsed="0" w:uiPriority="69" w:semiHidden="0" w:name="Medium Grid 3"/>
-    <w:lsdException w:qFormat="1" w:unhideWhenUsed="0" w:uiPriority="70" w:semiHidden="0" w:name="Dark List"/>
+    <w:lsdException w:unhideWhenUsed="0" w:uiPriority="70" w:semiHidden="0" w:name="Dark List"/>
     <w:lsdException w:unhideWhenUsed="0" w:uiPriority="71" w:semiHidden="0" w:name="Colorful Shading"/>
     <w:lsdException w:unhideWhenUsed="0" w:uiPriority="72" w:semiHidden="0" w:name="Colorful List"/>
     <w:lsdException w:unhideWhenUsed="0" w:uiPriority="73" w:semiHidden="0" w:name="Colorful Grid"/>
@@ -4375,7 +4541,7 @@
     <w:lsdException w:unhideWhenUsed="0" w:uiPriority="67" w:semiHidden="0" w:name="Medium Grid 1 Accent 1"/>
     <w:lsdException w:unhideWhenUsed="0" w:uiPriority="68" w:semiHidden="0" w:name="Medium Grid 2 Accent 1"/>
     <w:lsdException w:unhideWhenUsed="0" w:uiPriority="69" w:semiHidden="0" w:name="Medium Grid 3 Accent 1"/>
-    <w:lsdException w:qFormat="1" w:unhideWhenUsed="0" w:uiPriority="70" w:semiHidden="0" w:name="Dark List Accent 1"/>
+    <w:lsdException w:unhideWhenUsed="0" w:uiPriority="70" w:semiHidden="0" w:name="Dark List Accent 1"/>
     <w:lsdException w:unhideWhenUsed="0" w:uiPriority="71" w:semiHidden="0" w:name="Colorful Shading Accent 1"/>
     <w:lsdException w:unhideWhenUsed="0" w:uiPriority="72" w:semiHidden="0" w:name="Colorful List Accent 1"/>
     <w:lsdException w:unhideWhenUsed="0" w:uiPriority="73" w:semiHidden="0" w:name="Colorful Grid Accent 1"/>
@@ -4385,7 +4551,7 @@
     <w:lsdException w:unhideWhenUsed="0" w:uiPriority="63" w:semiHidden="0" w:name="Medium Shading 1 Accent 2"/>
     <w:lsdException w:unhideWhenUsed="0" w:uiPriority="64" w:semiHidden="0" w:name="Medium Shading 2 Accent 2"/>
     <w:lsdException w:unhideWhenUsed="0" w:uiPriority="65" w:semiHidden="0" w:name="Medium List 1 Accent 2"/>
-    <w:lsdException w:qFormat="1" w:unhideWhenUsed="0" w:uiPriority="66" w:semiHidden="0" w:name="Medium List 2 Accent 2"/>
+    <w:lsdException w:unhideWhenUsed="0" w:uiPriority="66" w:semiHidden="0" w:name="Medium List 2 Accent 2"/>
     <w:lsdException w:unhideWhenUsed="0" w:uiPriority="67" w:semiHidden="0" w:name="Medium Grid 1 Accent 2"/>
     <w:lsdException w:unhideWhenUsed="0" w:uiPriority="68" w:semiHidden="0" w:name="Medium Grid 2 Accent 2"/>
     <w:lsdException w:unhideWhenUsed="0" w:uiPriority="69" w:semiHidden="0" w:name="Medium Grid 3 Accent 2"/>
@@ -4410,7 +4576,7 @@
     <w:lsdException w:unhideWhenUsed="0" w:uiPriority="60" w:semiHidden="0" w:name="Light Shading Accent 4"/>
     <w:lsdException w:unhideWhenUsed="0" w:uiPriority="61" w:semiHidden="0" w:name="Light List Accent 4"/>
     <w:lsdException w:unhideWhenUsed="0" w:uiPriority="62" w:semiHidden="0" w:name="Light Grid Accent 4"/>
-    <w:lsdException w:qFormat="1" w:unhideWhenUsed="0" w:uiPriority="63" w:semiHidden="0" w:name="Medium Shading 1 Accent 4"/>
+    <w:lsdException w:unhideWhenUsed="0" w:uiPriority="63" w:semiHidden="0" w:name="Medium Shading 1 Accent 4"/>
     <w:lsdException w:unhideWhenUsed="0" w:uiPriority="64" w:semiHidden="0" w:name="Medium Shading 2 Accent 4"/>
     <w:lsdException w:unhideWhenUsed="0" w:uiPriority="65" w:semiHidden="0" w:name="Medium List 1 Accent 4"/>
     <w:lsdException w:unhideWhenUsed="0" w:uiPriority="66" w:semiHidden="0" w:name="Medium List 2 Accent 4"/>
@@ -4468,7 +4634,7 @@
     <w:name w:val="heading 1"/>
     <w:basedOn w:val="1"/>
     <w:next w:val="1"/>
-    <w:link w:val="25"/>
+    <w:link w:val="26"/>
     <w:qFormat/>
     <w:uiPriority w:val="9"/>
     <w:pPr>
@@ -4500,7 +4666,7 @@
     <w:name w:val="heading 2"/>
     <w:basedOn w:val="1"/>
     <w:next w:val="1"/>
-    <w:link w:val="26"/>
+    <w:link w:val="27"/>
     <w:unhideWhenUsed/>
     <w:qFormat/>
     <w:uiPriority w:val="9"/>
@@ -4525,7 +4691,7 @@
     <w:name w:val="heading 3"/>
     <w:basedOn w:val="1"/>
     <w:next w:val="1"/>
-    <w:link w:val="27"/>
+    <w:link w:val="28"/>
     <w:unhideWhenUsed/>
     <w:qFormat/>
     <w:uiPriority w:val="9"/>
@@ -4555,7 +4721,7 @@
     <w:name w:val="heading 4"/>
     <w:basedOn w:val="1"/>
     <w:next w:val="1"/>
-    <w:link w:val="28"/>
+    <w:link w:val="29"/>
     <w:unhideWhenUsed/>
     <w:qFormat/>
     <w:uiPriority w:val="9"/>
@@ -4585,7 +4751,7 @@
     <w:name w:val="heading 5"/>
     <w:basedOn w:val="1"/>
     <w:next w:val="1"/>
-    <w:link w:val="29"/>
+    <w:link w:val="30"/>
     <w:semiHidden/>
     <w:unhideWhenUsed/>
     <w:qFormat/>
@@ -4609,7 +4775,7 @@
     <w:name w:val="heading 6"/>
     <w:basedOn w:val="1"/>
     <w:next w:val="1"/>
-    <w:link w:val="30"/>
+    <w:link w:val="31"/>
     <w:semiHidden/>
     <w:unhideWhenUsed/>
     <w:qFormat/>
@@ -4633,7 +4799,7 @@
     <w:name w:val="heading 7"/>
     <w:basedOn w:val="1"/>
     <w:next w:val="1"/>
-    <w:link w:val="31"/>
+    <w:link w:val="32"/>
     <w:semiHidden/>
     <w:unhideWhenUsed/>
     <w:qFormat/>
@@ -4659,7 +4825,7 @@
     <w:name w:val="heading 8"/>
     <w:basedOn w:val="1"/>
     <w:next w:val="1"/>
-    <w:link w:val="32"/>
+    <w:link w:val="33"/>
     <w:semiHidden/>
     <w:unhideWhenUsed/>
     <w:qFormat/>
@@ -4693,7 +4859,7 @@
     <w:name w:val="heading 9"/>
     <w:basedOn w:val="1"/>
     <w:next w:val="1"/>
-    <w:link w:val="33"/>
+    <w:link w:val="34"/>
     <w:semiHidden/>
     <w:unhideWhenUsed/>
     <w:qFormat/>
@@ -4729,6 +4895,7 @@
     <w:name w:val="Default Paragraph Font"/>
     <w:semiHidden/>
     <w:unhideWhenUsed/>
+    <w:qFormat/>
     <w:uiPriority w:val="1"/>
   </w:style>
   <w:style w:type="table" w:default="1" w:styleId="12">
@@ -4770,7 +4937,7 @@
   <w:style w:type="paragraph" w:styleId="14">
     <w:name w:val="footer"/>
     <w:basedOn w:val="1"/>
-    <w:link w:val="23"/>
+    <w:link w:val="24"/>
     <w:unhideWhenUsed/>
     <w:uiPriority w:val="99"/>
     <w:pPr>
@@ -4784,7 +4951,7 @@
   <w:style w:type="paragraph" w:styleId="15">
     <w:name w:val="header"/>
     <w:basedOn w:val="1"/>
-    <w:link w:val="22"/>
+    <w:link w:val="23"/>
     <w:unhideWhenUsed/>
     <w:uiPriority w:val="99"/>
     <w:pPr>
@@ -4810,7 +4977,24 @@
       </w14:textFill>
     </w:rPr>
   </w:style>
-  <w:style w:type="table" w:styleId="17">
+  <w:style w:type="paragraph" w:styleId="17">
+    <w:name w:val="Normal (Web)"/>
+    <w:semiHidden/>
+    <w:unhideWhenUsed/>
+    <w:uiPriority w:val="99"/>
+    <w:pPr>
+      <w:spacing w:before="0" w:beforeAutospacing="1" w:after="0" w:afterAutospacing="1"/>
+      <w:ind w:left="0" w:right="0"/>
+      <w:jc w:val="left"/>
+    </w:pPr>
+    <w:rPr>
+      <w:kern w:val="0"/>
+      <w:sz w:val="24"/>
+      <w:szCs w:val="24"/>
+      <w:lang w:val="en-US" w:eastAsia="zh-CN" w:bidi="ar"/>
+    </w:rPr>
+  </w:style>
+  <w:style w:type="table" w:styleId="18">
     <w:name w:val="Table Grid"/>
     <w:basedOn w:val="12"/>
     <w:uiPriority w:val="39"/>
@@ -4828,7 +5012,7 @@
       </w:tblBorders>
     </w:tblPr>
   </w:style>
-  <w:style w:type="paragraph" w:styleId="18">
+  <w:style w:type="paragraph" w:styleId="19">
     <w:name w:val="toc 1"/>
     <w:basedOn w:val="1"/>
     <w:next w:val="1"/>
@@ -4839,7 +5023,7 @@
       <w:spacing w:after="100"/>
     </w:pPr>
   </w:style>
-  <w:style w:type="paragraph" w:styleId="19">
+  <w:style w:type="paragraph" w:styleId="20">
     <w:name w:val="toc 2"/>
     <w:basedOn w:val="1"/>
     <w:next w:val="1"/>
@@ -4852,7 +5036,7 @@
       <w:ind w:left="260"/>
     </w:pPr>
   </w:style>
-  <w:style w:type="paragraph" w:styleId="20">
+  <w:style w:type="paragraph" w:styleId="21">
     <w:name w:val="toc 3"/>
     <w:basedOn w:val="1"/>
     <w:next w:val="1"/>
@@ -4864,7 +5048,7 @@
       <w:ind w:left="520"/>
     </w:pPr>
   </w:style>
-  <w:style w:type="paragraph" w:styleId="21">
+  <w:style w:type="paragraph" w:styleId="22">
     <w:name w:val="toc 4"/>
     <w:basedOn w:val="1"/>
     <w:next w:val="1"/>
@@ -4876,19 +5060,19 @@
       <w:ind w:left="780"/>
     </w:pPr>
   </w:style>
-  <w:style w:type="character" w:customStyle="1" w:styleId="22">
+  <w:style w:type="character" w:customStyle="1" w:styleId="23">
     <w:name w:val="Header Char"/>
     <w:basedOn w:val="11"/>
     <w:link w:val="15"/>
     <w:uiPriority w:val="99"/>
   </w:style>
-  <w:style w:type="character" w:customStyle="1" w:styleId="23">
+  <w:style w:type="character" w:customStyle="1" w:styleId="24">
     <w:name w:val="Footer Char"/>
     <w:basedOn w:val="11"/>
     <w:link w:val="14"/>
     <w:uiPriority w:val="99"/>
   </w:style>
-  <w:style w:type="paragraph" w:styleId="24">
+  <w:style w:type="paragraph" w:styleId="25">
     <w:name w:val="List Paragraph"/>
     <w:basedOn w:val="1"/>
     <w:qFormat/>
@@ -4898,7 +5082,7 @@
       <w:contextualSpacing/>
     </w:pPr>
   </w:style>
-  <w:style w:type="character" w:customStyle="1" w:styleId="25">
+  <w:style w:type="character" w:customStyle="1" w:styleId="26">
     <w:name w:val="Heading 1 Char"/>
     <w:basedOn w:val="11"/>
     <w:link w:val="2"/>
@@ -4917,7 +5101,7 @@
       </w14:textFill>
     </w:rPr>
   </w:style>
-  <w:style w:type="character" w:customStyle="1" w:styleId="26">
+  <w:style w:type="character" w:customStyle="1" w:styleId="27">
     <w:name w:val="Heading 2 Char"/>
     <w:basedOn w:val="11"/>
     <w:link w:val="3"/>
@@ -4929,7 +5113,7 @@
       <w:szCs w:val="26"/>
     </w:rPr>
   </w:style>
-  <w:style w:type="character" w:customStyle="1" w:styleId="27">
+  <w:style w:type="character" w:customStyle="1" w:styleId="28">
     <w:name w:val="Heading 3 Char"/>
     <w:basedOn w:val="11"/>
     <w:link w:val="4"/>
@@ -4946,7 +5130,7 @@
       </w14:textFill>
     </w:rPr>
   </w:style>
-  <w:style w:type="character" w:customStyle="1" w:styleId="28">
+  <w:style w:type="character" w:customStyle="1" w:styleId="29">
     <w:name w:val="Heading 4 Char"/>
     <w:basedOn w:val="11"/>
     <w:link w:val="5"/>
@@ -4963,7 +5147,7 @@
       </w14:textFill>
     </w:rPr>
   </w:style>
-  <w:style w:type="character" w:customStyle="1" w:styleId="29">
+  <w:style w:type="character" w:customStyle="1" w:styleId="30">
     <w:name w:val="Heading 5 Char"/>
     <w:basedOn w:val="11"/>
     <w:link w:val="6"/>
@@ -4974,7 +5158,7 @@
       <w:color w:val="2E75B6" w:themeColor="accent1" w:themeShade="BF"/>
     </w:rPr>
   </w:style>
-  <w:style w:type="character" w:customStyle="1" w:styleId="30">
+  <w:style w:type="character" w:customStyle="1" w:styleId="31">
     <w:name w:val="Heading 6 Char"/>
     <w:basedOn w:val="11"/>
     <w:link w:val="7"/>
@@ -4985,7 +5169,7 @@
       <w:color w:val="1F4E79" w:themeColor="accent1" w:themeShade="80"/>
     </w:rPr>
   </w:style>
-  <w:style w:type="character" w:customStyle="1" w:styleId="31">
+  <w:style w:type="character" w:customStyle="1" w:styleId="32">
     <w:name w:val="Heading 7 Char"/>
     <w:basedOn w:val="11"/>
     <w:link w:val="8"/>
@@ -4998,7 +5182,7 @@
       <w:color w:val="1F4E79" w:themeColor="accent1" w:themeShade="80"/>
     </w:rPr>
   </w:style>
-  <w:style w:type="character" w:customStyle="1" w:styleId="32">
+  <w:style w:type="character" w:customStyle="1" w:styleId="33">
     <w:name w:val="Heading 8 Char"/>
     <w:basedOn w:val="11"/>
     <w:link w:val="9"/>
@@ -5019,7 +5203,7 @@
       </w14:textFill>
     </w:rPr>
   </w:style>
-  <w:style w:type="character" w:customStyle="1" w:styleId="33">
+  <w:style w:type="character" w:customStyle="1" w:styleId="34">
     <w:name w:val="Heading 9 Char"/>
     <w:basedOn w:val="11"/>
     <w:link w:val="10"/>
@@ -5042,9 +5226,9 @@
       </w14:textFill>
     </w:rPr>
   </w:style>
-  <w:style w:type="paragraph" w:customStyle="1" w:styleId="34">
+  <w:style w:type="paragraph" w:customStyle="1" w:styleId="35">
     <w:name w:val="DEMUC"/>
-    <w:basedOn w:val="18"/>
+    <w:basedOn w:val="19"/>
     <w:qFormat/>
     <w:uiPriority w:val="0"/>
     <w:pPr>
@@ -5057,7 +5241,7 @@
       <w:sz w:val="30"/>
     </w:rPr>
   </w:style>
-  <w:style w:type="paragraph" w:customStyle="1" w:styleId="35">
+  <w:style w:type="paragraph" w:customStyle="1" w:styleId="36">
     <w:name w:val="noidung"/>
     <w:basedOn w:val="1"/>
     <w:qFormat/>
@@ -5068,7 +5252,7 @@
       <w:jc w:val="both"/>
     </w:pPr>
   </w:style>
-  <w:style w:type="paragraph" w:customStyle="1" w:styleId="36">
+  <w:style w:type="paragraph" w:customStyle="1" w:styleId="37">
     <w:name w:val="manguon"/>
     <w:basedOn w:val="1"/>
     <w:qFormat/>
@@ -5088,7 +5272,7 @@
       <w:sz w:val="22"/>
     </w:rPr>
   </w:style>
-  <w:style w:type="table" w:customStyle="1" w:styleId="37">
+  <w:style w:type="table" w:customStyle="1" w:styleId="38">
     <w:name w:val="myTable"/>
     <w:basedOn w:val="12"/>
     <w:uiPriority w:val="99"/>

--- a/assets/110125043.docx
+++ b/assets/110125043.docx
@@ -183,7 +183,17 @@
           <w:sz w:val="30"/>
           <w:szCs w:val="30"/>
         </w:rPr>
-        <w:t>KẾ WEB</w:t>
+        <w:t xml:space="preserve">KẾ </w:t>
+      </w:r>
+      <w:bookmarkStart w:id="35" w:name="_GoBack"/>
+      <w:bookmarkEnd w:id="35"/>
+      <w:r>
+        <w:rPr>
+          <w:b/>
+          <w:sz w:val="30"/>
+          <w:szCs w:val="30"/>
+        </w:rPr>
+        <w:t>WEB</w:t>
       </w:r>
     </w:p>
     <w:p>
@@ -225,7 +235,7 @@
           <w:szCs w:val="40"/>
           <w:lang w:val="vi-VN"/>
         </w:rPr>
-        <w:t xml:space="preserve">THIẾT KẾ TRANG WEB GIỚI THIỆU MỸ PHẨM CHĂM SÓC DA </w:t>
+        <w:t>THIẾT KẾ WEBSITE GIỚI THIỆU SẢN PHẨM LÀM ĐẸP</w:t>
       </w:r>
     </w:p>
     <w:p>
@@ -2919,9 +2929,6 @@
       <w:bookmarkEnd w:id="2"/>
     </w:p>
     <w:p>
-      <w:pPr>
-        <w:rPr/>
-      </w:pPr>
       <w:r>
         <w:rPr>
           <w:rFonts w:hint="default"/>
@@ -2934,9 +2941,6 @@
       </w:r>
     </w:p>
     <w:p>
-      <w:pPr>
-        <w:rPr/>
-      </w:pPr>
       <w:r>
         <w:rPr>
           <w:rFonts w:hint="default"/>
@@ -2961,9 +2965,6 @@
       </w:r>
     </w:p>
     <w:p>
-      <w:pPr>
-        <w:rPr/>
-      </w:pPr>
       <w:r>
         <w:rPr>
           <w:rFonts w:hint="default"/>
@@ -2989,7 +2990,6 @@
     <w:p>
       <w:pPr>
         <w:jc w:val="both"/>
-        <w:rPr/>
       </w:pPr>
       <w:r>
         <w:rPr>
@@ -3005,7 +3005,6 @@
     <w:p>
       <w:pPr>
         <w:jc w:val="both"/>
-        <w:rPr/>
       </w:pPr>
       <w:r>
         <w:rPr>
@@ -3021,7 +3020,6 @@
     <w:p>
       <w:pPr>
         <w:jc w:val="both"/>
-        <w:rPr/>
       </w:pPr>
       <w:r>
         <w:rPr>
@@ -3046,12 +3044,7 @@
         <w:t xml:space="preserve">- </w:t>
       </w:r>
       <w:r>
-        <w:t>Phương pháp kiểm thử sản phẩm trực tuyến: Đẩy toàn bộ mã nguồn lên hệ thống lưu trữ trực t</w:t>
-      </w:r>
-      <w:bookmarkStart w:id="35" w:name="_GoBack"/>
-      <w:bookmarkEnd w:id="35"/>
-      <w:r>
-        <w:t>uyến, kích hoạt tính năng kiểm tra lỗi hiển thị đường dẫn hình ảnh, liên kết CSS, JavaScript trước khi tiến hành nộp bài lên hệ thống quản lý học tập.</w:t>
+        <w:t>Phương pháp kiểm thử sản phẩm trực tuyến: Đẩy toàn bộ mã nguồn lên hệ thống lưu trữ trực tuyến, kích hoạt tính năng kiểm tra lỗi hiển thị đường dẫn hình ảnh, liên kết CSS, JavaScript trước khi tiến hành nộp bài lên hệ thống quản lý học tập.</w:t>
       </w:r>
     </w:p>
     <w:p>
@@ -3065,9 +3058,6 @@
       <w:bookmarkEnd w:id="4"/>
     </w:p>
     <w:p>
-      <w:pPr>
-        <w:rPr/>
-      </w:pPr>
       <w:r>
         <w:rPr>
           <w:rFonts w:hint="default"/>
@@ -3080,9 +3070,6 @@
       </w:r>
     </w:p>
     <w:p>
-      <w:pPr>
-        <w:rPr/>
-      </w:pPr>
       <w:r>
         <w:rPr>
           <w:rFonts w:hint="default"/>
@@ -3388,6 +3375,12 @@
             <w:insideH w:val="single" w:color="auto" w:sz="8" w:space="0"/>
             <w:insideV w:val="single" w:color="auto" w:sz="8" w:space="0"/>
           </w:tblBorders>
+          <w:tblCellMar>
+            <w:top w:w="85" w:type="dxa"/>
+            <w:left w:w="108" w:type="dxa"/>
+            <w:bottom w:w="85" w:type="dxa"/>
+            <w:right w:w="108" w:type="dxa"/>
+          </w:tblCellMar>
         </w:tblPrEx>
         <w:tc>
           <w:tcPr>
@@ -4385,10 +4378,10 @@
     <w:lsdException w:uiPriority="99" w:name="index 7"/>
     <w:lsdException w:uiPriority="99" w:name="index 8"/>
     <w:lsdException w:uiPriority="99" w:name="index 9"/>
-    <w:lsdException w:uiPriority="39" w:semiHidden="0" w:name="toc 1"/>
+    <w:lsdException w:qFormat="1" w:uiPriority="39" w:semiHidden="0" w:name="toc 1"/>
     <w:lsdException w:qFormat="1" w:uiPriority="39" w:semiHidden="0" w:name="toc 2"/>
-    <w:lsdException w:uiPriority="39" w:semiHidden="0" w:name="toc 3"/>
-    <w:lsdException w:uiPriority="39" w:semiHidden="0" w:name="toc 4"/>
+    <w:lsdException w:qFormat="1" w:uiPriority="39" w:semiHidden="0" w:name="toc 3"/>
+    <w:lsdException w:qFormat="1" w:uiPriority="39" w:semiHidden="0" w:name="toc 4"/>
     <w:lsdException w:uiPriority="39" w:name="toc 5"/>
     <w:lsdException w:uiPriority="39" w:name="toc 6"/>
     <w:lsdException w:uiPriority="39" w:name="toc 7"/>
@@ -4397,8 +4390,8 @@
     <w:lsdException w:uiPriority="99" w:name="Normal Indent"/>
     <w:lsdException w:uiPriority="99" w:name="footnote text"/>
     <w:lsdException w:uiPriority="99" w:name="annotation text"/>
-    <w:lsdException w:uiPriority="99" w:semiHidden="0" w:name="header"/>
-    <w:lsdException w:uiPriority="99" w:semiHidden="0" w:name="footer"/>
+    <w:lsdException w:qFormat="1" w:uiPriority="99" w:semiHidden="0" w:name="header"/>
+    <w:lsdException w:qFormat="1" w:uiPriority="99" w:semiHidden="0" w:name="footer"/>
     <w:lsdException w:uiPriority="99" w:name="index heading"/>
     <w:lsdException w:qFormat="1" w:uiPriority="35" w:semiHidden="0" w:name="caption"/>
     <w:lsdException w:uiPriority="99" w:name="table of figures"/>
@@ -4451,14 +4444,14 @@
     <w:lsdException w:uiPriority="99" w:name="Body Text Indent 2"/>
     <w:lsdException w:uiPriority="99" w:name="Body Text Indent 3"/>
     <w:lsdException w:uiPriority="99" w:name="Block Text"/>
-    <w:lsdException w:uiPriority="99" w:semiHidden="0" w:name="Hyperlink"/>
+    <w:lsdException w:qFormat="1" w:uiPriority="99" w:semiHidden="0" w:name="Hyperlink"/>
     <w:lsdException w:uiPriority="99" w:name="FollowedHyperlink"/>
     <w:lsdException w:qFormat="1" w:unhideWhenUsed="0" w:uiPriority="22" w:semiHidden="0" w:name="Strong"/>
     <w:lsdException w:qFormat="1" w:unhideWhenUsed="0" w:uiPriority="20" w:semiHidden="0" w:name="Emphasis"/>
     <w:lsdException w:uiPriority="99" w:name="Document Map"/>
     <w:lsdException w:uiPriority="99" w:name="Plain Text"/>
     <w:lsdException w:uiPriority="99" w:name="E-mail Signature"/>
-    <w:lsdException w:uiPriority="99" w:name="Normal (Web)"/>
+    <w:lsdException w:qFormat="1" w:uiPriority="99" w:name="Normal (Web)"/>
     <w:lsdException w:uiPriority="99" w:name="HTML Acronym"/>
     <w:lsdException w:uiPriority="99" w:name="HTML Address"/>
     <w:lsdException w:uiPriority="99" w:name="HTML Cite"/>
@@ -4514,7 +4507,7 @@
     <w:lsdException w:uiPriority="99" w:name="Table Web 2"/>
     <w:lsdException w:uiPriority="99" w:name="Table Web 3"/>
     <w:lsdException w:uiPriority="99" w:name="Balloon Text"/>
-    <w:lsdException w:unhideWhenUsed="0" w:uiPriority="39" w:semiHidden="0" w:name="Table Grid"/>
+    <w:lsdException w:qFormat="1" w:unhideWhenUsed="0" w:uiPriority="39" w:semiHidden="0" w:name="Table Grid"/>
     <w:lsdException w:uiPriority="99" w:name="Table Theme"/>
     <w:lsdException w:unhideWhenUsed="0" w:uiPriority="60" w:semiHidden="0" w:name="Light Shading"/>
     <w:lsdException w:unhideWhenUsed="0" w:uiPriority="61" w:semiHidden="0" w:name="Light List"/>
@@ -4554,7 +4547,7 @@
     <w:lsdException w:unhideWhenUsed="0" w:uiPriority="66" w:semiHidden="0" w:name="Medium List 2 Accent 2"/>
     <w:lsdException w:unhideWhenUsed="0" w:uiPriority="67" w:semiHidden="0" w:name="Medium Grid 1 Accent 2"/>
     <w:lsdException w:unhideWhenUsed="0" w:uiPriority="68" w:semiHidden="0" w:name="Medium Grid 2 Accent 2"/>
-    <w:lsdException w:unhideWhenUsed="0" w:uiPriority="69" w:semiHidden="0" w:name="Medium Grid 3 Accent 2"/>
+    <w:lsdException w:qFormat="1" w:unhideWhenUsed="0" w:uiPriority="69" w:semiHidden="0" w:name="Medium Grid 3 Accent 2"/>
     <w:lsdException w:unhideWhenUsed="0" w:uiPriority="70" w:semiHidden="0" w:name="Dark List Accent 2"/>
     <w:lsdException w:unhideWhenUsed="0" w:uiPriority="71" w:semiHidden="0" w:name="Colorful Shading Accent 2"/>
     <w:lsdException w:unhideWhenUsed="0" w:uiPriority="72" w:semiHidden="0" w:name="Colorful List Accent 2"/>
@@ -4564,7 +4557,7 @@
     <w:lsdException w:unhideWhenUsed="0" w:uiPriority="62" w:semiHidden="0" w:name="Light Grid Accent 3"/>
     <w:lsdException w:unhideWhenUsed="0" w:uiPriority="63" w:semiHidden="0" w:name="Medium Shading 1 Accent 3"/>
     <w:lsdException w:unhideWhenUsed="0" w:uiPriority="64" w:semiHidden="0" w:name="Medium Shading 2 Accent 3"/>
-    <w:lsdException w:unhideWhenUsed="0" w:uiPriority="65" w:semiHidden="0" w:name="Medium List 1 Accent 3"/>
+    <w:lsdException w:qFormat="1" w:unhideWhenUsed="0" w:uiPriority="65" w:semiHidden="0" w:name="Medium List 1 Accent 3"/>
     <w:lsdException w:unhideWhenUsed="0" w:uiPriority="66" w:semiHidden="0" w:name="Medium List 2 Accent 3"/>
     <w:lsdException w:unhideWhenUsed="0" w:uiPriority="67" w:semiHidden="0" w:name="Medium Grid 1 Accent 3"/>
     <w:lsdException w:unhideWhenUsed="0" w:uiPriority="68" w:semiHidden="0" w:name="Medium Grid 2 Accent 3"/>
@@ -4939,6 +4932,7 @@
     <w:basedOn w:val="1"/>
     <w:link w:val="24"/>
     <w:unhideWhenUsed/>
+    <w:qFormat/>
     <w:uiPriority w:val="99"/>
     <w:pPr>
       <w:tabs>
@@ -4953,6 +4947,7 @@
     <w:basedOn w:val="1"/>
     <w:link w:val="23"/>
     <w:unhideWhenUsed/>
+    <w:qFormat/>
     <w:uiPriority w:val="99"/>
     <w:pPr>
       <w:tabs>
@@ -4966,6 +4961,7 @@
     <w:name w:val="Hyperlink"/>
     <w:basedOn w:val="11"/>
     <w:unhideWhenUsed/>
+    <w:qFormat/>
     <w:uiPriority w:val="99"/>
     <w:rPr>
       <w:color w:val="0563C1" w:themeColor="hyperlink"/>
@@ -4981,6 +4977,7 @@
     <w:name w:val="Normal (Web)"/>
     <w:semiHidden/>
     <w:unhideWhenUsed/>
+    <w:qFormat/>
     <w:uiPriority w:val="99"/>
     <w:pPr>
       <w:spacing w:before="0" w:beforeAutospacing="1" w:after="0" w:afterAutospacing="1"/>
@@ -4988,6 +4985,7 @@
       <w:jc w:val="left"/>
     </w:pPr>
     <w:rPr>
+      <w:rFonts w:ascii="Times New Roman" w:hAnsi="Times New Roman" w:eastAsia="SimSun" w:cs="Times New Roman"/>
       <w:kern w:val="0"/>
       <w:sz w:val="24"/>
       <w:szCs w:val="24"/>
@@ -4997,6 +4995,7 @@
   <w:style w:type="table" w:styleId="18">
     <w:name w:val="Table Grid"/>
     <w:basedOn w:val="12"/>
+    <w:qFormat/>
     <w:uiPriority w:val="39"/>
     <w:pPr>
       <w:spacing w:after="0" w:line="240" w:lineRule="auto"/>
@@ -5018,6 +5017,7 @@
     <w:next w:val="1"/>
     <w:autoRedefine/>
     <w:unhideWhenUsed/>
+    <w:qFormat/>
     <w:uiPriority w:val="39"/>
     <w:pPr>
       <w:spacing w:after="100"/>
@@ -5042,6 +5042,7 @@
     <w:next w:val="1"/>
     <w:autoRedefine/>
     <w:unhideWhenUsed/>
+    <w:qFormat/>
     <w:uiPriority w:val="39"/>
     <w:pPr>
       <w:spacing w:after="100"/>
@@ -5054,6 +5055,7 @@
     <w:next w:val="1"/>
     <w:autoRedefine/>
     <w:unhideWhenUsed/>
+    <w:qFormat/>
     <w:uiPriority w:val="39"/>
     <w:pPr>
       <w:spacing w:after="100"/>
@@ -5064,12 +5066,14 @@
     <w:name w:val="Header Char"/>
     <w:basedOn w:val="11"/>
     <w:link w:val="15"/>
+    <w:qFormat/>
     <w:uiPriority w:val="99"/>
   </w:style>
   <w:style w:type="character" w:customStyle="1" w:styleId="24">
     <w:name w:val="Footer Char"/>
     <w:basedOn w:val="11"/>
     <w:link w:val="14"/>
+    <w:qFormat/>
     <w:uiPriority w:val="99"/>
   </w:style>
   <w:style w:type="paragraph" w:styleId="25">
@@ -5086,6 +5090,7 @@
     <w:name w:val="Heading 1 Char"/>
     <w:basedOn w:val="11"/>
     <w:link w:val="2"/>
+    <w:qFormat/>
     <w:uiPriority w:val="9"/>
     <w:rPr>
       <w:rFonts w:eastAsiaTheme="majorEastAsia" w:cstheme="majorBidi"/>
@@ -5105,6 +5110,7 @@
     <w:name w:val="Heading 2 Char"/>
     <w:basedOn w:val="11"/>
     <w:link w:val="3"/>
+    <w:qFormat/>
     <w:uiPriority w:val="9"/>
     <w:rPr>
       <w:rFonts w:eastAsiaTheme="majorEastAsia" w:cstheme="majorBidi"/>
@@ -5117,6 +5123,7 @@
     <w:name w:val="Heading 3 Char"/>
     <w:basedOn w:val="11"/>
     <w:link w:val="4"/>
+    <w:qFormat/>
     <w:uiPriority w:val="9"/>
     <w:rPr>
       <w:rFonts w:eastAsiaTheme="majorEastAsia" w:cstheme="majorBidi"/>
@@ -5134,6 +5141,7 @@
     <w:name w:val="Heading 4 Char"/>
     <w:basedOn w:val="11"/>
     <w:link w:val="5"/>
+    <w:qFormat/>
     <w:uiPriority w:val="9"/>
     <w:rPr>
       <w:rFonts w:eastAsiaTheme="majorEastAsia" w:cstheme="majorBidi"/>
@@ -5152,6 +5160,7 @@
     <w:basedOn w:val="11"/>
     <w:link w:val="6"/>
     <w:semiHidden/>
+    <w:qFormat/>
     <w:uiPriority w:val="9"/>
     <w:rPr>
       <w:rFonts w:asciiTheme="majorHAnsi" w:hAnsiTheme="majorHAnsi" w:eastAsiaTheme="majorEastAsia" w:cstheme="majorBidi"/>
@@ -5163,6 +5172,7 @@
     <w:basedOn w:val="11"/>
     <w:link w:val="7"/>
     <w:semiHidden/>
+    <w:qFormat/>
     <w:uiPriority w:val="9"/>
     <w:rPr>
       <w:rFonts w:asciiTheme="majorHAnsi" w:hAnsiTheme="majorHAnsi" w:eastAsiaTheme="majorEastAsia" w:cstheme="majorBidi"/>
@@ -5174,6 +5184,7 @@
     <w:basedOn w:val="11"/>
     <w:link w:val="8"/>
     <w:semiHidden/>
+    <w:qFormat/>
     <w:uiPriority w:val="9"/>
     <w:rPr>
       <w:rFonts w:asciiTheme="majorHAnsi" w:hAnsiTheme="majorHAnsi" w:eastAsiaTheme="majorEastAsia" w:cstheme="majorBidi"/>
@@ -5187,6 +5198,7 @@
     <w:basedOn w:val="11"/>
     <w:link w:val="9"/>
     <w:semiHidden/>
+    <w:qFormat/>
     <w:uiPriority w:val="9"/>
     <w:rPr>
       <w:rFonts w:asciiTheme="majorHAnsi" w:hAnsiTheme="majorHAnsi" w:eastAsiaTheme="majorEastAsia" w:cstheme="majorBidi"/>
@@ -5275,6 +5287,7 @@
   <w:style w:type="table" w:customStyle="1" w:styleId="38">
     <w:name w:val="myTable"/>
     <w:basedOn w:val="12"/>
+    <w:qFormat/>
     <w:uiPriority w:val="99"/>
     <w:pPr>
       <w:spacing w:after="0" w:line="240" w:lineRule="auto"/>

--- a/assets/110125043.docx
+++ b/assets/110125043.docx
@@ -183,17 +183,7 @@
           <w:sz w:val="30"/>
           <w:szCs w:val="30"/>
         </w:rPr>
-        <w:t xml:space="preserve">KẾ </w:t>
-      </w:r>
-      <w:bookmarkStart w:id="35" w:name="_GoBack"/>
-      <w:bookmarkEnd w:id="35"/>
-      <w:r>
-        <w:rPr>
-          <w:b/>
-          <w:sz w:val="30"/>
-          <w:szCs w:val="30"/>
-        </w:rPr>
-        <w:t>WEB</w:t>
+        <w:t>KẾ WEB</w:t>
       </w:r>
     </w:p>
     <w:p>
@@ -686,7 +676,7 @@
           <w:szCs w:val="40"/>
           <w:lang w:val="vi-VN"/>
         </w:rPr>
-        <w:t xml:space="preserve">THIẾT KẾ TRANG WEB GIỚI THIỆU MỸ PHẨM CHĂM SÓC DA </w:t>
+        <w:t>THIẾT KẾ WEBSITE GIỚI THIỆU SẢN PHẨM LÀM ĐẸP</w:t>
       </w:r>
     </w:p>
     <w:p>
@@ -698,6 +688,8 @@
           <w:szCs w:val="40"/>
         </w:rPr>
       </w:pPr>
+      <w:bookmarkStart w:id="35" w:name="_GoBack"/>
+      <w:bookmarkEnd w:id="35"/>
     </w:p>
     <w:p>
       <w:pPr>
@@ -4462,7 +4454,7 @@
     <w:lsdException w:uiPriority="99" w:name="HTML Sample"/>
     <w:lsdException w:uiPriority="99" w:name="HTML Typewriter"/>
     <w:lsdException w:uiPriority="99" w:name="HTML Variable"/>
-    <w:lsdException w:uiPriority="99" w:name="Normal Table"/>
+    <w:lsdException w:qFormat="1" w:uiPriority="99" w:name="Normal Table"/>
     <w:lsdException w:uiPriority="99" w:name="annotation subject"/>
     <w:lsdException w:uiPriority="99" w:name="Table Simple 1"/>
     <w:lsdException w:uiPriority="99" w:name="Table Simple 2"/>
@@ -4547,7 +4539,7 @@
     <w:lsdException w:unhideWhenUsed="0" w:uiPriority="66" w:semiHidden="0" w:name="Medium List 2 Accent 2"/>
     <w:lsdException w:unhideWhenUsed="0" w:uiPriority="67" w:semiHidden="0" w:name="Medium Grid 1 Accent 2"/>
     <w:lsdException w:unhideWhenUsed="0" w:uiPriority="68" w:semiHidden="0" w:name="Medium Grid 2 Accent 2"/>
-    <w:lsdException w:qFormat="1" w:unhideWhenUsed="0" w:uiPriority="69" w:semiHidden="0" w:name="Medium Grid 3 Accent 2"/>
+    <w:lsdException w:unhideWhenUsed="0" w:uiPriority="69" w:semiHidden="0" w:name="Medium Grid 3 Accent 2"/>
     <w:lsdException w:unhideWhenUsed="0" w:uiPriority="70" w:semiHidden="0" w:name="Dark List Accent 2"/>
     <w:lsdException w:unhideWhenUsed="0" w:uiPriority="71" w:semiHidden="0" w:name="Colorful Shading Accent 2"/>
     <w:lsdException w:unhideWhenUsed="0" w:uiPriority="72" w:semiHidden="0" w:name="Colorful List Accent 2"/>
@@ -4557,7 +4549,7 @@
     <w:lsdException w:unhideWhenUsed="0" w:uiPriority="62" w:semiHidden="0" w:name="Light Grid Accent 3"/>
     <w:lsdException w:unhideWhenUsed="0" w:uiPriority="63" w:semiHidden="0" w:name="Medium Shading 1 Accent 3"/>
     <w:lsdException w:unhideWhenUsed="0" w:uiPriority="64" w:semiHidden="0" w:name="Medium Shading 2 Accent 3"/>
-    <w:lsdException w:qFormat="1" w:unhideWhenUsed="0" w:uiPriority="65" w:semiHidden="0" w:name="Medium List 1 Accent 3"/>
+    <w:lsdException w:unhideWhenUsed="0" w:uiPriority="65" w:semiHidden="0" w:name="Medium List 1 Accent 3"/>
     <w:lsdException w:unhideWhenUsed="0" w:uiPriority="66" w:semiHidden="0" w:name="Medium List 2 Accent 3"/>
     <w:lsdException w:unhideWhenUsed="0" w:uiPriority="67" w:semiHidden="0" w:name="Medium Grid 1 Accent 3"/>
     <w:lsdException w:unhideWhenUsed="0" w:uiPriority="68" w:semiHidden="0" w:name="Medium Grid 2 Accent 3"/>
@@ -4576,8 +4568,8 @@
     <w:lsdException w:unhideWhenUsed="0" w:uiPriority="67" w:semiHidden="0" w:name="Medium Grid 1 Accent 4"/>
     <w:lsdException w:unhideWhenUsed="0" w:uiPriority="68" w:semiHidden="0" w:name="Medium Grid 2 Accent 4"/>
     <w:lsdException w:unhideWhenUsed="0" w:uiPriority="69" w:semiHidden="0" w:name="Medium Grid 3 Accent 4"/>
-    <w:lsdException w:unhideWhenUsed="0" w:uiPriority="70" w:semiHidden="0" w:name="Dark List Accent 4"/>
-    <w:lsdException w:unhideWhenUsed="0" w:uiPriority="71" w:semiHidden="0" w:name="Colorful Shading Accent 4"/>
+    <w:lsdException w:qFormat="1" w:unhideWhenUsed="0" w:uiPriority="70" w:semiHidden="0" w:name="Dark List Accent 4"/>
+    <w:lsdException w:qFormat="1" w:unhideWhenUsed="0" w:uiPriority="71" w:semiHidden="0" w:name="Colorful Shading Accent 4"/>
     <w:lsdException w:unhideWhenUsed="0" w:uiPriority="72" w:semiHidden="0" w:name="Colorful List Accent 4"/>
     <w:lsdException w:unhideWhenUsed="0" w:uiPriority="73" w:semiHidden="0" w:name="Colorful Grid Accent 4"/>
     <w:lsdException w:unhideWhenUsed="0" w:uiPriority="60" w:semiHidden="0" w:name="Light Shading Accent 5"/>
@@ -4895,6 +4887,7 @@
     <w:name w:val="Normal Table"/>
     <w:semiHidden/>
     <w:unhideWhenUsed/>
+    <w:qFormat/>
     <w:uiPriority w:val="99"/>
     <w:tblPr>
       <w:tblCellMar>
